--- a/docs/week-7/cen429-week-7-ders-notu.en.docx
+++ b/docs/week-7/cen429-week-7-ders-notu.en.docx
@@ -2,7 +2,7 @@
 <file path=word/document.xml><?xml version="1.0" encoding="utf-8"?>
 <w:document xmlns:w="http://schemas.openxmlformats.org/wordprocessingml/2006/main" xmlns:m="http://schemas.openxmlformats.org/officeDocument/2006/math" xmlns:r="http://schemas.openxmlformats.org/officeDocument/2006/relationships" xmlns:o="urn:schemas-microsoft-com:office:office" xmlns:v="urn:schemas-microsoft-com:vml" xmlns:w10="urn:schemas-microsoft-com:office:word" xmlns:a="http://schemas.openxmlformats.org/drawingml/2006/main" xmlns:pic="http://schemas.openxmlformats.org/drawingml/2006/picture" xmlns:wp="http://schemas.openxmlformats.org/drawingml/2006/wordprocessingDrawing">
   <w:body>
-    <w:bookmarkStart w:id="28" w:name="hafta-7-ara-proje-gösterimleri"/>
+    <w:bookmarkStart w:id="40" w:name="hafta-7-ara-proje-gösterimleri"/>
     <w:p>
       <w:pPr>
         <w:pStyle w:val="Heading1"/>
@@ -231,7 +231,7 @@
         </w:pict>
       </w:r>
     </w:p>
-    <w:bookmarkStart w:id="21" w:name="vize-kontrolü-neyi-ölçer"/>
+    <w:bookmarkStart w:id="24" w:name="vize-kontrolü-neyi-ölçer"/>
     <w:p>
       <w:pPr>
         <w:pStyle w:val="Heading2"/>
@@ -246,6 +246,53 @@
       </w:pPr>
       <w:r>
         <w:t xml:space="preserve">İzlencedeki vize kontrolü rubriğinin beş kriteri ve güvenlik kılavuzunuzda karşılık gelen bölümler:</w:t>
+      </w:r>
+    </w:p>
+    <w:p>
+      <w:pPr>
+        <w:pStyle w:val="BodyText"/>
+      </w:pPr>
+      <w:r>
+        <w:drawing>
+          <wp:inline>
+            <wp:extent cx="5759999" cy="2748610"/>
+            <wp:effectExtent b="0" l="0" r="0" t="0"/>
+            <wp:docPr descr="Gösterim günü akışı" title="" id="21" name="Picture"/>
+            <a:graphic>
+              <a:graphicData uri="http://schemas.openxmlformats.org/drawingml/2006/picture">
+                <pic:pic>
+                  <pic:nvPicPr>
+                    <pic:cNvPr descr="h07-01-gosterim-akisi.png" id="22" name="Picture"/>
+                    <pic:cNvPicPr>
+                      <a:picLocks noChangeArrowheads="1" noChangeAspect="1"/>
+                    </pic:cNvPicPr>
+                  </pic:nvPicPr>
+                  <pic:blipFill>
+                    <a:blip r:embed="rId20"/>
+                    <a:stretch>
+                      <a:fillRect/>
+                    </a:stretch>
+                  </pic:blipFill>
+                  <pic:spPr bwMode="auto">
+                    <a:xfrm>
+                      <a:off x="0" y="0"/>
+                      <a:ext cx="5759999" cy="2748610"/>
+                    </a:xfrm>
+                    <a:prstGeom prst="rect">
+                      <a:avLst/>
+                    </a:prstGeom>
+                    <a:noFill/>
+                    <a:ln w="9525">
+                      <a:noFill/>
+                      <a:headEnd/>
+                      <a:tailEnd/>
+                    </a:ln>
+                  </pic:spPr>
+                </pic:pic>
+              </a:graphicData>
+            </a:graphic>
+          </wp:inline>
+        </w:drawing>
       </w:r>
     </w:p>
     <w:tbl>
@@ -561,7 +608,7 @@
         </w:tc>
       </w:tr>
     </w:tbl>
-    <w:bookmarkStart w:id="20" w:name="ara-raporda-bulunması-gereken-bölümler"/>
+    <w:bookmarkStart w:id="23" w:name="ara-raporda-bulunması-gereken-bölümler"/>
     <w:p>
       <w:pPr>
         <w:pStyle w:val="Heading3"/>
@@ -1105,9 +1152,9 @@
         </w:pict>
       </w:r>
     </w:p>
-    <w:bookmarkEnd w:id="20"/>
-    <w:bookmarkEnd w:id="21"/>
-    <w:bookmarkStart w:id="22" w:name="hafta-hafta-hazırlık-kontrol-listesi"/>
+    <w:bookmarkEnd w:id="23"/>
+    <w:bookmarkEnd w:id="24"/>
+    <w:bookmarkStart w:id="28" w:name="hafta-hafta-hazırlık-kontrol-listesi"/>
     <w:p>
       <w:pPr>
         <w:pStyle w:val="Heading2"/>
@@ -1140,6 +1187,53 @@
       </w:r>
       <w:r>
         <w:t xml:space="preserve">kılavuzunuzda ve deponuzda gösterebiliyor olmalısınız.</w:t>
+      </w:r>
+    </w:p>
+    <w:p>
+      <w:pPr>
+        <w:pStyle w:val="BodyText"/>
+      </w:pPr>
+      <w:r>
+        <w:drawing>
+          <wp:inline>
+            <wp:extent cx="5759999" cy="2687780"/>
+            <wp:effectExtent b="0" l="0" r="0" t="0"/>
+            <wp:docPr descr="RAP1 teslim içeriği" title="" id="26" name="Picture"/>
+            <a:graphic>
+              <a:graphicData uri="http://schemas.openxmlformats.org/drawingml/2006/picture">
+                <pic:pic>
+                  <pic:nvPicPr>
+                    <pic:cNvPr descr="h07-02-rap1.png" id="27" name="Picture"/>
+                    <pic:cNvPicPr>
+                      <a:picLocks noChangeArrowheads="1" noChangeAspect="1"/>
+                    </pic:cNvPicPr>
+                  </pic:nvPicPr>
+                  <pic:blipFill>
+                    <a:blip r:embed="rId25"/>
+                    <a:stretch>
+                      <a:fillRect/>
+                    </a:stretch>
+                  </pic:blipFill>
+                  <pic:spPr bwMode="auto">
+                    <a:xfrm>
+                      <a:off x="0" y="0"/>
+                      <a:ext cx="5759999" cy="2687780"/>
+                    </a:xfrm>
+                    <a:prstGeom prst="rect">
+                      <a:avLst/>
+                    </a:prstGeom>
+                    <a:noFill/>
+                    <a:ln w="9525">
+                      <a:noFill/>
+                      <a:headEnd/>
+                      <a:tailEnd/>
+                    </a:ln>
+                  </pic:spPr>
+                </pic:pic>
+              </a:graphicData>
+            </a:graphic>
+          </wp:inline>
+        </w:drawing>
       </w:r>
     </w:p>
     <w:p>
@@ -1601,8 +1695,8 @@
         </w:pict>
       </w:r>
     </w:p>
-    <w:bookmarkEnd w:id="22"/>
-    <w:bookmarkStart w:id="25" w:name="gösterim-önerilen-akış"/>
+    <w:bookmarkEnd w:id="28"/>
+    <w:bookmarkStart w:id="34" w:name="gösterim-önerilen-akış"/>
     <w:p>
       <w:pPr>
         <w:pStyle w:val="Heading2"/>
@@ -1623,6 +1717,53 @@
       </w:r>
       <w:r>
         <w:t xml:space="preserve">prova edin. Önerilen sıra:</w:t>
+      </w:r>
+    </w:p>
+    <w:p>
+      <w:pPr>
+        <w:pStyle w:val="BodyText"/>
+      </w:pPr>
+      <w:r>
+        <w:drawing>
+          <wp:inline>
+            <wp:extent cx="5759999" cy="2470728"/>
+            <wp:effectExtent b="0" l="0" r="0" t="0"/>
+            <wp:docPr descr="Gösterimde sık yapılan hatalar" title="" id="30" name="Picture"/>
+            <a:graphic>
+              <a:graphicData uri="http://schemas.openxmlformats.org/drawingml/2006/picture">
+                <pic:pic>
+                  <pic:nvPicPr>
+                    <pic:cNvPr descr="h07-03-sik-hatalar.png" id="31" name="Picture"/>
+                    <pic:cNvPicPr>
+                      <a:picLocks noChangeArrowheads="1" noChangeAspect="1"/>
+                    </pic:cNvPicPr>
+                  </pic:nvPicPr>
+                  <pic:blipFill>
+                    <a:blip r:embed="rId29"/>
+                    <a:stretch>
+                      <a:fillRect/>
+                    </a:stretch>
+                  </pic:blipFill>
+                  <pic:spPr bwMode="auto">
+                    <a:xfrm>
+                      <a:off x="0" y="0"/>
+                      <a:ext cx="5759999" cy="2470728"/>
+                    </a:xfrm>
+                    <a:prstGeom prst="rect">
+                      <a:avLst/>
+                    </a:prstGeom>
+                    <a:noFill/>
+                    <a:ln w="9525">
+                      <a:noFill/>
+                      <a:headEnd/>
+                      <a:tailEnd/>
+                    </a:ln>
+                  </pic:spPr>
+                </pic:pic>
+              </a:graphicData>
+            </a:graphic>
+          </wp:inline>
+        </w:drawing>
       </w:r>
     </w:p>
     <w:p>
@@ -1870,7 +2011,7 @@
         <w:t xml:space="preserve">henüz yoktur.</w:t>
       </w:r>
     </w:p>
-    <w:bookmarkStart w:id="23" w:name="gösterimde-sorulabilecek-örnek-sorular"/>
+    <w:bookmarkStart w:id="32" w:name="gösterimde-sorulabilecek-örnek-sorular"/>
     <w:p>
       <w:pPr>
         <w:pStyle w:val="Heading3"/>
@@ -1969,8 +2110,8 @@
         <w:t xml:space="preserve">Tehdit tablonuzdaki T3 için önlem hangi bölümde anlatılıyor ve nasıl test edildi?</w:t>
       </w:r>
     </w:p>
-    <w:bookmarkEnd w:id="23"/>
-    <w:bookmarkStart w:id="24" w:name="sık-yapılan-hatalar"/>
+    <w:bookmarkEnd w:id="32"/>
+    <w:bookmarkStart w:id="33" w:name="sık-yapılan-hatalar"/>
     <w:p>
       <w:pPr>
         <w:pStyle w:val="Heading3"/>
@@ -2175,9 +2316,9 @@
         </w:pict>
       </w:r>
     </w:p>
-    <w:bookmarkEnd w:id="24"/>
-    <w:bookmarkEnd w:id="25"/>
-    <w:bookmarkStart w:id="26" w:name="akademik-dürüstlük"/>
+    <w:bookmarkEnd w:id="33"/>
+    <w:bookmarkEnd w:id="34"/>
+    <w:bookmarkStart w:id="38" w:name="akademik-dürüstlük"/>
     <w:p>
       <w:pPr>
         <w:pStyle w:val="Heading2"/>
@@ -2216,6 +2357,53 @@
       </w:r>
       <w:r>
         <w:t xml:space="preserve">olmalısınız. Gösterimde takımın her üyesine soru sorulabilir.</w:t>
+      </w:r>
+    </w:p>
+    <w:p>
+      <w:pPr>
+        <w:pStyle w:val="BodyText"/>
+      </w:pPr>
+      <w:r>
+        <w:drawing>
+          <wp:inline>
+            <wp:extent cx="5759999" cy="2283460"/>
+            <wp:effectExtent b="0" l="0" r="0" t="0"/>
+            <wp:docPr descr="Rubriğin okunuşu" title="" id="36" name="Picture"/>
+            <a:graphic>
+              <a:graphicData uri="http://schemas.openxmlformats.org/drawingml/2006/picture">
+                <pic:pic>
+                  <pic:nvPicPr>
+                    <pic:cNvPr descr="h07-04-rubrik.png" id="37" name="Picture"/>
+                    <pic:cNvPicPr>
+                      <a:picLocks noChangeArrowheads="1" noChangeAspect="1"/>
+                    </pic:cNvPicPr>
+                  </pic:nvPicPr>
+                  <pic:blipFill>
+                    <a:blip r:embed="rId35"/>
+                    <a:stretch>
+                      <a:fillRect/>
+                    </a:stretch>
+                  </pic:blipFill>
+                  <pic:spPr bwMode="auto">
+                    <a:xfrm>
+                      <a:off x="0" y="0"/>
+                      <a:ext cx="5759999" cy="2283460"/>
+                    </a:xfrm>
+                    <a:prstGeom prst="rect">
+                      <a:avLst/>
+                    </a:prstGeom>
+                    <a:noFill/>
+                    <a:ln w="9525">
+                      <a:noFill/>
+                      <a:headEnd/>
+                      <a:tailEnd/>
+                    </a:ln>
+                  </pic:spPr>
+                </pic:pic>
+              </a:graphicData>
+            </a:graphic>
+          </wp:inline>
+        </w:drawing>
       </w:r>
     </w:p>
     <w:p>
@@ -2225,8 +2413,8 @@
         </w:pict>
       </w:r>
     </w:p>
-    <w:bookmarkEnd w:id="26"/>
-    <w:bookmarkStart w:id="27" w:name="gösterimden-sonra"/>
+    <w:bookmarkEnd w:id="38"/>
+    <w:bookmarkStart w:id="39" w:name="gösterimden-sonra"/>
     <w:p>
       <w:pPr>
         <w:pStyle w:val="Heading2"/>
@@ -2299,8 +2487,8 @@
         <w:t xml:space="preserve">matrisi) 9–14. haftaların konularıyla doldurulacak.</w:t>
       </w:r>
     </w:p>
-    <w:bookmarkEnd w:id="27"/>
-    <w:bookmarkEnd w:id="28"/>
+    <w:bookmarkEnd w:id="39"/>
+    <w:bookmarkEnd w:id="40"/>
     <w:sectPr>
       <w:headerReference r:id="rId9" w:type="default"/>
       <w:footerReference r:id="rId10" w:type="default"/>

--- a/docs/week-7/cen429-week-7-ders-notu.en.docx
+++ b/docs/week-7/cen429-week-7-ders-notu.en.docx
@@ -2,13 +2,13 @@
 <file path=word/document.xml><?xml version="1.0" encoding="utf-8"?>
 <w:document xmlns:w="http://schemas.openxmlformats.org/wordprocessingml/2006/main" xmlns:m="http://schemas.openxmlformats.org/officeDocument/2006/math" xmlns:r="http://schemas.openxmlformats.org/officeDocument/2006/relationships" xmlns:o="urn:schemas-microsoft-com:office:office" xmlns:v="urn:schemas-microsoft-com:vml" xmlns:w10="urn:schemas-microsoft-com:office:word" xmlns:a="http://schemas.openxmlformats.org/drawingml/2006/main" xmlns:pic="http://schemas.openxmlformats.org/drawingml/2006/picture" xmlns:wp="http://schemas.openxmlformats.org/drawingml/2006/wordprocessingDrawing">
   <w:body>
-    <w:bookmarkStart w:id="40" w:name="hafta-7-ara-proje-gösterimleri"/>
+    <w:bookmarkStart w:id="40" w:name="week-7-midterm-project-demonstrations"/>
     <w:p>
       <w:pPr>
         <w:pStyle w:val="Heading1"/>
       </w:pPr>
       <w:r>
-        <w:t xml:space="preserve">Hafta 7 — Ara Proje Gösterimleri</w:t>
+        <w:t xml:space="preserve">Week 7 — Midterm Project Demonstrations</w:t>
       </w:r>
     </w:p>
     <w:tbl>
@@ -33,7 +33,7 @@
                 <w:b/>
                 <w:bCs/>
               </w:rPr>
-              <w:t xml:space="preserve">Tarih</w:t>
+              <w:t xml:space="preserve">Date</w:t>
             </w:r>
           </w:p>
         </w:tc>
@@ -61,18 +61,18 @@
                 <w:b/>
                 <w:bCs/>
               </w:rPr>
-              <w:t xml:space="preserve">Öğrenme çıktıları</w:t>
-            </w:r>
-          </w:p>
-        </w:tc>
-        <w:tc>
-          <w:tcPr/>
-          <w:p>
-            <w:pPr>
-              <w:pStyle w:val="Compact"/>
-            </w:pPr>
-            <w:r>
-              <w:t xml:space="preserve">ÖÇ.1, 2, 3, 5, 7</w:t>
+              <w:t xml:space="preserve">Learning outcomes</w:t>
+            </w:r>
+          </w:p>
+        </w:tc>
+        <w:tc>
+          <w:tcPr/>
+          <w:p>
+            <w:pPr>
+              <w:pStyle w:val="Compact"/>
+            </w:pPr>
+            <w:r>
+              <w:t xml:space="preserve">LO.1, 2, 3, 5, 7</w:t>
             </w:r>
           </w:p>
         </w:tc>
@@ -89,18 +89,18 @@
                 <w:b/>
                 <w:bCs/>
               </w:rPr>
-              <w:t xml:space="preserve">Süre</w:t>
-            </w:r>
-          </w:p>
-        </w:tc>
-        <w:tc>
-          <w:tcPr/>
-          <w:p>
-            <w:pPr>
-              <w:pStyle w:val="Compact"/>
-            </w:pPr>
-            <w:r>
-              <w:t xml:space="preserve">3 saat</w:t>
+              <w:t xml:space="preserve">Duration</w:t>
+            </w:r>
+          </w:p>
+        </w:tc>
+        <w:tc>
+          <w:tcPr/>
+          <w:p>
+            <w:pPr>
+              <w:pStyle w:val="Compact"/>
+            </w:pPr>
+            <w:r>
+              <w:t xml:space="preserve">3 hours</w:t>
             </w:r>
           </w:p>
         </w:tc>
@@ -115,7 +115,7 @@
           <w:b/>
           <w:bCs/>
         </w:rPr>
-        <w:t xml:space="preserve">Bu hafta ne oluyor?</w:t>
+        <w:t xml:space="preserve">What happens this week?</w:t>
       </w:r>
     </w:p>
     <w:p>
@@ -123,7 +123,7 @@
         <w:pStyle w:val="BlockText"/>
       </w:pPr>
       <w:r>
-        <w:t xml:space="preserve">Bu hafta ders anlatılmaz. Dönem projesinin</w:t>
+        <w:t xml:space="preserve">There is no lecture this week. The</w:t>
       </w:r>
       <w:r>
         <w:t xml:space="preserve"> </w:t>
@@ -133,19 +133,19 @@
           <w:b/>
           <w:bCs/>
         </w:rPr>
-        <w:t xml:space="preserve">ilk kontrolü (RAP1)</w:t>
-      </w:r>
-      <w:r>
-        <w:t xml:space="preserve"> </w:t>
-      </w:r>
-      <w:r>
-        <w:t xml:space="preserve">yapılır: her takım ara raporunu (güvenlik</w:t>
-      </w:r>
-      <w:r>
-        <w:t xml:space="preserve"> </w:t>
-      </w:r>
-      <w:r>
-        <w:t xml:space="preserve">kılavuzunun vize bölümleri) teslim eder ve çalışan uygulamasını gösterir. RAP1, vize notunun</w:t>
+        <w:t xml:space="preserve">first checkpoint of the term project (RAP1)</w:t>
+      </w:r>
+      <w:r>
+        <w:t xml:space="preserve"> </w:t>
+      </w:r>
+      <w:r>
+        <w:t xml:space="preserve">takes place: each team submits</w:t>
+      </w:r>
+      <w:r>
+        <w:t xml:space="preserve"> </w:t>
+      </w:r>
+      <w:r>
+        <w:t xml:space="preserve">its midterm report (the midterm sections of the security guide) and demonstrates its working application. RAP1 is</w:t>
       </w:r>
       <w:r>
         <w:t xml:space="preserve"> </w:t>
@@ -155,31 +155,31 @@
           <w:b/>
           <w:bCs/>
         </w:rPr>
-        <w:t xml:space="preserve">%60’ıdır</w:t>
-      </w:r>
-      <w:r>
-        <w:t xml:space="preserve">; kalan</w:t>
-      </w:r>
-      <w:r>
-        <w:t xml:space="preserve"> </w:t>
-      </w:r>
-      <w:r>
-        <w:t xml:space="preserve">%40 gelecek haftaki Quiz-1’dir (</w:t>
+        <w:t xml:space="preserve">60% of the midterm grade</w:t>
+      </w:r>
+      <w:r>
+        <w:t xml:space="preserve">; the remaining 40% is next week’s Quiz-1 (</w:t>
       </w:r>
       <w:r>
         <w:rPr>
           <w:rStyle w:val="VerbatimChar"/>
         </w:rPr>
-        <w:t xml:space="preserve">Not_Vize = 0,6·RAP1 + 0,4·QUIZ1</w:t>
-      </w:r>
-      <w:r>
-        <w:t xml:space="preserve">). Ayrıntılı rubrik (kriterler, puanlar, başarı</w:t>
-      </w:r>
-      <w:r>
-        <w:t xml:space="preserve"> </w:t>
-      </w:r>
-      <w:r>
-        <w:t xml:space="preserve">düzeyleri) dersin proje rehberindedir; bu sayfa, gösterime hazırlanmanız için bir kontrol listesidir.</w:t>
+        <w:t xml:space="preserve">Grade_Midterm = 0.6·RAP1 + 0.4·QUIZ1</w:t>
+      </w:r>
+      <w:r>
+        <w:t xml:space="preserve">).</w:t>
+      </w:r>
+      <w:r>
+        <w:t xml:space="preserve"> </w:t>
+      </w:r>
+      <w:r>
+        <w:t xml:space="preserve">The detailed rubric (criteria, points, achievement levels) is in the course’s project guide; this page is a</w:t>
+      </w:r>
+      <w:r>
+        <w:t xml:space="preserve"> </w:t>
+      </w:r>
+      <w:r>
+        <w:t xml:space="preserve">checklist to help you prepare for the demonstration.</w:t>
       </w:r>
     </w:p>
     <w:p>
@@ -191,7 +191,7 @@
           <w:b/>
           <w:bCs/>
         </w:rPr>
-        <w:t xml:space="preserve">Teslim ve süre kuralları</w:t>
+        <w:t xml:space="preserve">Submission and timing rules</w:t>
       </w:r>
     </w:p>
     <w:p>
@@ -199,13 +199,13 @@
         <w:pStyle w:val="BlockText"/>
       </w:pPr>
       <w:r>
-        <w:t xml:space="preserve">Geç teslim kabul edilmez (izlence, bölüm G). Gösterim sırası, takım başına süre ve teslim saati ders sınıfında</w:t>
-      </w:r>
-      <w:r>
-        <w:t xml:space="preserve"> </w:t>
-      </w:r>
-      <w:r>
-        <w:t xml:space="preserve">duyurulur. Beklenmedik bir durum yaşarsanız öğretim üyesine</w:t>
+        <w:t xml:space="preserve">Late submissions are not accepted (syllabus, section G). The demonstration order, time per team and submission</w:t>
+      </w:r>
+      <w:r>
+        <w:t xml:space="preserve"> </w:t>
+      </w:r>
+      <w:r>
+        <w:t xml:space="preserve">time are announced in class. If something unexpected happens, notify the instructor</w:t>
       </w:r>
       <w:r>
         <w:t xml:space="preserve"> </w:t>
@@ -215,13 +215,10 @@
           <w:b/>
           <w:bCs/>
         </w:rPr>
-        <w:t xml:space="preserve">gösterimden önce</w:t>
-      </w:r>
-      <w:r>
-        <w:t xml:space="preserve"> </w:t>
-      </w:r>
-      <w:r>
-        <w:t xml:space="preserve">haber verin.</w:t>
+        <w:t xml:space="preserve">before the demonstration</w:t>
+      </w:r>
+      <w:r>
+        <w:t xml:space="preserve">.</w:t>
       </w:r>
     </w:p>
     <w:p>
@@ -231,13 +228,13 @@
         </w:pict>
       </w:r>
     </w:p>
-    <w:bookmarkStart w:id="24" w:name="vize-kontrolü-neyi-ölçer"/>
+    <w:bookmarkStart w:id="24" w:name="what-does-the-midterm-checkpoint-measure"/>
     <w:p>
       <w:pPr>
         <w:pStyle w:val="Heading2"/>
       </w:pPr>
       <w:r>
-        <w:t xml:space="preserve">1. Vize kontrolü neyi ölçer?</w:t>
+        <w:t xml:space="preserve">1. What does the midterm checkpoint measure?</w:t>
       </w:r>
     </w:p>
     <w:p>
@@ -245,7 +242,13 @@
         <w:pStyle w:val="FirstParagraph"/>
       </w:pPr>
       <w:r>
-        <w:t xml:space="preserve">İzlencedeki vize kontrolü rubriğinin beş kriteri ve güvenlik kılavuzunuzda karşılık gelen bölümler:</w:t>
+        <w:t xml:space="preserve">The five criteria of the midterm checkpoint rubric in the syllabus, and the corresponding sections in your security</w:t>
+      </w:r>
+      <w:r>
+        <w:t xml:space="preserve"> </w:t>
+      </w:r>
+      <w:r>
+        <w:t xml:space="preserve">guide:</w:t>
       </w:r>
     </w:p>
     <w:p>
@@ -257,7 +260,7 @@
           <wp:inline>
             <wp:extent cx="5759999" cy="2748610"/>
             <wp:effectExtent b="0" l="0" r="0" t="0"/>
-            <wp:docPr descr="Gösterim günü akışı" title="" id="21" name="Picture"/>
+            <wp:docPr descr="Demonstration day flow" title="" id="21" name="Picture"/>
             <a:graphic>
               <a:graphicData uri="http://schemas.openxmlformats.org/drawingml/2006/picture">
                 <pic:pic>
@@ -319,40 +322,40 @@
               <w:pStyle w:val="Compact"/>
             </w:pPr>
             <w:r>
-              <w:t xml:space="preserve">Kriter</w:t>
-            </w:r>
-          </w:p>
-        </w:tc>
-        <w:tc>
-          <w:tcPr/>
-          <w:p>
-            <w:pPr>
-              <w:pStyle w:val="Compact"/>
-            </w:pPr>
-            <w:r>
-              <w:t xml:space="preserve">Öğrenme çıktısı</w:t>
-            </w:r>
-          </w:p>
-        </w:tc>
-        <w:tc>
-          <w:tcPr/>
-          <w:p>
-            <w:pPr>
-              <w:pStyle w:val="Compact"/>
-            </w:pPr>
-            <w:r>
-              <w:t xml:space="preserve">Kılavuzda nerede?</w:t>
-            </w:r>
-          </w:p>
-        </w:tc>
-        <w:tc>
-          <w:tcPr/>
-          <w:p>
-            <w:pPr>
-              <w:pStyle w:val="Compact"/>
-            </w:pPr>
-            <w:r>
-              <w:t xml:space="preserve">Hangi haftalar?</w:t>
+              <w:t xml:space="preserve">Criterion</w:t>
+            </w:r>
+          </w:p>
+        </w:tc>
+        <w:tc>
+          <w:tcPr/>
+          <w:p>
+            <w:pPr>
+              <w:pStyle w:val="Compact"/>
+            </w:pPr>
+            <w:r>
+              <w:t xml:space="preserve">Learning outcome</w:t>
+            </w:r>
+          </w:p>
+        </w:tc>
+        <w:tc>
+          <w:tcPr/>
+          <w:p>
+            <w:pPr>
+              <w:pStyle w:val="Compact"/>
+            </w:pPr>
+            <w:r>
+              <w:t xml:space="preserve">Where in the guide</w:t>
+            </w:r>
+          </w:p>
+        </w:tc>
+        <w:tc>
+          <w:tcPr/>
+          <w:p>
+            <w:pPr>
+              <w:pStyle w:val="Compact"/>
+            </w:pPr>
+            <w:r>
+              <w:t xml:space="preserve">Which weeks?</w:t>
             </w:r>
           </w:p>
         </w:tc>
@@ -369,29 +372,29 @@
                 <w:b/>
                 <w:bCs/>
               </w:rPr>
-              <w:t xml:space="preserve">Güvenlik analizi</w:t>
-            </w:r>
-          </w:p>
-        </w:tc>
-        <w:tc>
-          <w:tcPr/>
-          <w:p>
-            <w:pPr>
-              <w:pStyle w:val="Compact"/>
-            </w:pPr>
-            <w:r>
-              <w:t xml:space="preserve">ÖÇ.1</w:t>
-            </w:r>
-          </w:p>
-        </w:tc>
-        <w:tc>
-          <w:tcPr/>
-          <w:p>
-            <w:pPr>
-              <w:pStyle w:val="Compact"/>
-            </w:pPr>
-            <w:r>
-              <w:t xml:space="preserve">S2 ürün genel bakışı · S3 mimari ve arayüz tablosu · S4 tehdit ve saldırgan modeli</w:t>
+              <w:t xml:space="preserve">Security analysis</w:t>
+            </w:r>
+          </w:p>
+        </w:tc>
+        <w:tc>
+          <w:tcPr/>
+          <w:p>
+            <w:pPr>
+              <w:pStyle w:val="Compact"/>
+            </w:pPr>
+            <w:r>
+              <w:t xml:space="preserve">LO.1</w:t>
+            </w:r>
+          </w:p>
+        </w:tc>
+        <w:tc>
+          <w:tcPr/>
+          <w:p>
+            <w:pPr>
+              <w:pStyle w:val="Compact"/>
+            </w:pPr>
+            <w:r>
+              <w:t xml:space="preserve">S2 product overview · S3 architecture and interface table · S4 threat and attacker model</w:t>
             </w:r>
           </w:p>
         </w:tc>
@@ -419,29 +422,29 @@
                 <w:b/>
                 <w:bCs/>
               </w:rPr>
-              <w:t xml:space="preserve">Veri güvenliği</w:t>
-            </w:r>
-          </w:p>
-        </w:tc>
-        <w:tc>
-          <w:tcPr/>
-          <w:p>
-            <w:pPr>
-              <w:pStyle w:val="Compact"/>
-            </w:pPr>
-            <w:r>
-              <w:t xml:space="preserve">ÖÇ.2</w:t>
-            </w:r>
-          </w:p>
-        </w:tc>
-        <w:tc>
-          <w:tcPr/>
-          <w:p>
-            <w:pPr>
-              <w:pStyle w:val="Compact"/>
-            </w:pPr>
-            <w:r>
-              <w:t xml:space="preserve">S5 varlık listesi (taslak) · S7 veri güvenliği ve güvenlik kabuğu matrisi</w:t>
+              <w:t xml:space="preserve">Data security</w:t>
+            </w:r>
+          </w:p>
+        </w:tc>
+        <w:tc>
+          <w:tcPr/>
+          <w:p>
+            <w:pPr>
+              <w:pStyle w:val="Compact"/>
+            </w:pPr>
+            <w:r>
+              <w:t xml:space="preserve">LO.2</w:t>
+            </w:r>
+          </w:p>
+        </w:tc>
+        <w:tc>
+          <w:tcPr/>
+          <w:p>
+            <w:pPr>
+              <w:pStyle w:val="Compact"/>
+            </w:pPr>
+            <w:r>
+              <w:t xml:space="preserve">S5 asset list (draft) · S7 data security and security shell matrix</w:t>
             </w:r>
           </w:p>
         </w:tc>
@@ -469,29 +472,29 @@
                 <w:b/>
                 <w:bCs/>
               </w:rPr>
-              <w:t xml:space="preserve">C/C++ kod sağlamlaştırma ve RASP</w:t>
-            </w:r>
-          </w:p>
-        </w:tc>
-        <w:tc>
-          <w:tcPr/>
-          <w:p>
-            <w:pPr>
-              <w:pStyle w:val="Compact"/>
-            </w:pPr>
-            <w:r>
-              <w:t xml:space="preserve">ÖÇ.3</w:t>
-            </w:r>
-          </w:p>
-        </w:tc>
-        <w:tc>
-          <w:tcPr/>
-          <w:p>
-            <w:pPr>
-              <w:pStyle w:val="Compact"/>
-            </w:pPr>
-            <w:r>
-              <w:t xml:space="preserve">S9 kod sağlamlaştırma (temel) · S10 RASP ve tepki politikası</w:t>
+              <w:t xml:space="preserve">C/C++ code hardening and RASP</w:t>
+            </w:r>
+          </w:p>
+        </w:tc>
+        <w:tc>
+          <w:tcPr/>
+          <w:p>
+            <w:pPr>
+              <w:pStyle w:val="Compact"/>
+            </w:pPr>
+            <w:r>
+              <w:t xml:space="preserve">LO.3</w:t>
+            </w:r>
+          </w:p>
+        </w:tc>
+        <w:tc>
+          <w:tcPr/>
+          <w:p>
+            <w:pPr>
+              <w:pStyle w:val="Compact"/>
+            </w:pPr>
+            <w:r>
+              <w:t xml:space="preserve">S9 code hardening (basic) · S10 RASP and response policy</w:t>
             </w:r>
           </w:p>
         </w:tc>
@@ -519,29 +522,29 @@
                 <w:b/>
                 <w:bCs/>
               </w:rPr>
-              <w:t xml:space="preserve">Proje yönetimi</w:t>
-            </w:r>
-          </w:p>
-        </w:tc>
-        <w:tc>
-          <w:tcPr/>
-          <w:p>
-            <w:pPr>
-              <w:pStyle w:val="Compact"/>
-            </w:pPr>
-            <w:r>
-              <w:t xml:space="preserve">ÖÇ.5</w:t>
-            </w:r>
-          </w:p>
-        </w:tc>
-        <w:tc>
-          <w:tcPr/>
-          <w:p>
-            <w:pPr>
-              <w:pStyle w:val="Compact"/>
-            </w:pPr>
-            <w:r>
-              <w:t xml:space="preserve">S13 geliştirme ortamı ve süreci, SBOM, değişiklik yönetimi · GitHub deposu ve plan</w:t>
+              <w:t xml:space="preserve">Project management</w:t>
+            </w:r>
+          </w:p>
+        </w:tc>
+        <w:tc>
+          <w:tcPr/>
+          <w:p>
+            <w:pPr>
+              <w:pStyle w:val="Compact"/>
+            </w:pPr>
+            <w:r>
+              <w:t xml:space="preserve">LO.5</w:t>
+            </w:r>
+          </w:p>
+        </w:tc>
+        <w:tc>
+          <w:tcPr/>
+          <w:p>
+            <w:pPr>
+              <w:pStyle w:val="Compact"/>
+            </w:pPr>
+            <w:r>
+              <w:t xml:space="preserve">S13 development environment and process, SBOM, change management · GitHub repository and plan</w:t>
             </w:r>
           </w:p>
         </w:tc>
@@ -569,52 +572,52 @@
                 <w:b/>
                 <w:bCs/>
               </w:rPr>
-              <w:t xml:space="preserve">Ara rapor</w:t>
-            </w:r>
-          </w:p>
-        </w:tc>
-        <w:tc>
-          <w:tcPr/>
-          <w:p>
-            <w:pPr>
-              <w:pStyle w:val="Compact"/>
-            </w:pPr>
-            <w:r>
-              <w:t xml:space="preserve">ÖÇ.7</w:t>
-            </w:r>
-          </w:p>
-        </w:tc>
-        <w:tc>
-          <w:tcPr/>
-          <w:p>
-            <w:pPr>
-              <w:pStyle w:val="Compact"/>
-            </w:pPr>
-            <w:r>
-              <w:t xml:space="preserve">Vize sütunundaki bütün bölümler; belge düzeni, kaynaklar</w:t>
-            </w:r>
-          </w:p>
-        </w:tc>
-        <w:tc>
-          <w:tcPr/>
-          <w:p>
-            <w:pPr>
-              <w:pStyle w:val="Compact"/>
-            </w:pPr>
-            <w:r>
-              <w:t xml:space="preserve">Tümü</w:t>
+              <w:t xml:space="preserve">Interim report</w:t>
+            </w:r>
+          </w:p>
+        </w:tc>
+        <w:tc>
+          <w:tcPr/>
+          <w:p>
+            <w:pPr>
+              <w:pStyle w:val="Compact"/>
+            </w:pPr>
+            <w:r>
+              <w:t xml:space="preserve">LO.7</w:t>
+            </w:r>
+          </w:p>
+        </w:tc>
+        <w:tc>
+          <w:tcPr/>
+          <w:p>
+            <w:pPr>
+              <w:pStyle w:val="Compact"/>
+            </w:pPr>
+            <w:r>
+              <w:t xml:space="preserve">All sections in the midterm column; document structure, references</w:t>
+            </w:r>
+          </w:p>
+        </w:tc>
+        <w:tc>
+          <w:tcPr/>
+          <w:p>
+            <w:pPr>
+              <w:pStyle w:val="Compact"/>
+            </w:pPr>
+            <w:r>
+              <w:t xml:space="preserve">All</w:t>
             </w:r>
           </w:p>
         </w:tc>
       </w:tr>
     </w:tbl>
-    <w:bookmarkStart w:id="23" w:name="ara-raporda-bulunması-gereken-bölümler"/>
+    <w:bookmarkStart w:id="23" w:name="X8f9df3eb8a1ad2692d0d3d39019bc6c8b093a52"/>
     <w:p>
       <w:pPr>
         <w:pStyle w:val="Heading3"/>
       </w:pPr>
       <w:r>
-        <w:t xml:space="preserve">Ara raporda bulunması gereken bölümler</w:t>
+        <w:t xml:space="preserve">Sections that must be present in the interim report</w:t>
       </w:r>
     </w:p>
     <w:p>
@@ -622,13 +625,13 @@
         <w:pStyle w:val="FirstParagraph"/>
       </w:pPr>
       <w:r>
-        <w:t xml:space="preserve">Güvenlik kılavuzunuzun bölüm yapısı dönem boyunca aynıdır; vize kontrolünde bir kısmı tam, bir kısmı taslak olarak</w:t>
-      </w:r>
-      <w:r>
-        <w:t xml:space="preserve"> </w:t>
-      </w:r>
-      <w:r>
-        <w:t xml:space="preserve">beklenir:</w:t>
+        <w:t xml:space="preserve">The section structure of your security guide stays the same throughout the term; at the midterm checkpoint some</w:t>
+      </w:r>
+      <w:r>
+        <w:t xml:space="preserve"> </w:t>
+      </w:r>
+      <w:r>
+        <w:t xml:space="preserve">sections are expected complete and others as drafts:</w:t>
       </w:r>
     </w:p>
     <w:tbl>
@@ -665,18 +668,18 @@
               <w:pStyle w:val="Compact"/>
             </w:pPr>
             <w:r>
-              <w:t xml:space="preserve">Bölüm</w:t>
-            </w:r>
-          </w:p>
-        </w:tc>
-        <w:tc>
-          <w:tcPr/>
-          <w:p>
-            <w:pPr>
-              <w:pStyle w:val="Compact"/>
-            </w:pPr>
-            <w:r>
-              <w:t xml:space="preserve">Vize kontrolünde</w:t>
+              <w:t xml:space="preserve">Section</w:t>
+            </w:r>
+          </w:p>
+        </w:tc>
+        <w:tc>
+          <w:tcPr/>
+          <w:p>
+            <w:pPr>
+              <w:pStyle w:val="Compact"/>
+            </w:pPr>
+            <w:r>
+              <w:t xml:space="preserve">At the midterm checkpoint</w:t>
             </w:r>
           </w:p>
         </w:tc>
@@ -700,18 +703,18 @@
               <w:pStyle w:val="Compact"/>
             </w:pPr>
             <w:r>
-              <w:t xml:space="preserve">Kapak, belge kontrolü, sürüm geçmişi</w:t>
-            </w:r>
-          </w:p>
-        </w:tc>
-        <w:tc>
-          <w:tcPr/>
-          <w:p>
-            <w:pPr>
-              <w:pStyle w:val="Compact"/>
-            </w:pPr>
-            <w:r>
-              <w:t xml:space="preserve">Tam</w:t>
+              <w:t xml:space="preserve">Cover, document control, version history</w:t>
+            </w:r>
+          </w:p>
+        </w:tc>
+        <w:tc>
+          <w:tcPr/>
+          <w:p>
+            <w:pPr>
+              <w:pStyle w:val="Compact"/>
+            </w:pPr>
+            <w:r>
+              <w:t xml:space="preserve">Complete</w:t>
             </w:r>
           </w:p>
         </w:tc>
@@ -735,18 +738,18 @@
               <w:pStyle w:val="Compact"/>
             </w:pPr>
             <w:r>
-              <w:t xml:space="preserve">Kapsam, hedef kitle, kısaltmalar, kaynaklar</w:t>
-            </w:r>
-          </w:p>
-        </w:tc>
-        <w:tc>
-          <w:tcPr/>
-          <w:p>
-            <w:pPr>
-              <w:pStyle w:val="Compact"/>
-            </w:pPr>
-            <w:r>
-              <w:t xml:space="preserve">Taslak</w:t>
+              <w:t xml:space="preserve">Scope, target audience, abbreviations, references</w:t>
+            </w:r>
+          </w:p>
+        </w:tc>
+        <w:tc>
+          <w:tcPr/>
+          <w:p>
+            <w:pPr>
+              <w:pStyle w:val="Compact"/>
+            </w:pPr>
+            <w:r>
+              <w:t xml:space="preserve">Draft</w:t>
             </w:r>
           </w:p>
         </w:tc>
@@ -770,18 +773,18 @@
               <w:pStyle w:val="Compact"/>
             </w:pPr>
             <w:r>
-              <w:t xml:space="preserve">Ürün genel bakışı</w:t>
-            </w:r>
-          </w:p>
-        </w:tc>
-        <w:tc>
-          <w:tcPr/>
-          <w:p>
-            <w:pPr>
-              <w:pStyle w:val="Compact"/>
-            </w:pPr>
-            <w:r>
-              <w:t xml:space="preserve">Tam</w:t>
+              <w:t xml:space="preserve">Product overview</w:t>
+            </w:r>
+          </w:p>
+        </w:tc>
+        <w:tc>
+          <w:tcPr/>
+          <w:p>
+            <w:pPr>
+              <w:pStyle w:val="Compact"/>
+            </w:pPr>
+            <w:r>
+              <w:t xml:space="preserve">Complete</w:t>
             </w:r>
           </w:p>
         </w:tc>
@@ -805,18 +808,18 @@
               <w:pStyle w:val="Compact"/>
             </w:pPr>
             <w:r>
-              <w:t xml:space="preserve">Mimari ve arayüz tablosu, güven sınırları</w:t>
-            </w:r>
-          </w:p>
-        </w:tc>
-        <w:tc>
-          <w:tcPr/>
-          <w:p>
-            <w:pPr>
-              <w:pStyle w:val="Compact"/>
-            </w:pPr>
-            <w:r>
-              <w:t xml:space="preserve">Tam</w:t>
+              <w:t xml:space="preserve">Architecture and interface table, trust boundaries</w:t>
+            </w:r>
+          </w:p>
+        </w:tc>
+        <w:tc>
+          <w:tcPr/>
+          <w:p>
+            <w:pPr>
+              <w:pStyle w:val="Compact"/>
+            </w:pPr>
+            <w:r>
+              <w:t xml:space="preserve">Complete</w:t>
             </w:r>
           </w:p>
         </w:tc>
@@ -840,18 +843,18 @@
               <w:pStyle w:val="Compact"/>
             </w:pPr>
             <w:r>
-              <w:t xml:space="preserve">Tehdit modeli ve saldırgan modeli (STRIDE, saldırı tablosu, CWE)</w:t>
-            </w:r>
-          </w:p>
-        </w:tc>
-        <w:tc>
-          <w:tcPr/>
-          <w:p>
-            <w:pPr>
-              <w:pStyle w:val="Compact"/>
-            </w:pPr>
-            <w:r>
-              <w:t xml:space="preserve">Tam</w:t>
+              <w:t xml:space="preserve">Threat model and attacker model (STRIDE, attack table, CWE)</w:t>
+            </w:r>
+          </w:p>
+        </w:tc>
+        <w:tc>
+          <w:tcPr/>
+          <w:p>
+            <w:pPr>
+              <w:pStyle w:val="Compact"/>
+            </w:pPr>
+            <w:r>
+              <w:t xml:space="preserve">Complete</w:t>
             </w:r>
           </w:p>
         </w:tc>
@@ -875,18 +878,18 @@
               <w:pStyle w:val="Compact"/>
             </w:pPr>
             <w:r>
-              <w:t xml:space="preserve">Varlık listesi ve varlık koruma şeması (C/I/I+)</w:t>
-            </w:r>
-          </w:p>
-        </w:tc>
-        <w:tc>
-          <w:tcPr/>
-          <w:p>
-            <w:pPr>
-              <w:pStyle w:val="Compact"/>
-            </w:pPr>
-            <w:r>
-              <w:t xml:space="preserve">Taslak</w:t>
+              <w:t xml:space="preserve">Asset list and asset protection scheme (C/I/I+)</w:t>
+            </w:r>
+          </w:p>
+        </w:tc>
+        <w:tc>
+          <w:tcPr/>
+          <w:p>
+            <w:pPr>
+              <w:pStyle w:val="Compact"/>
+            </w:pPr>
+            <w:r>
+              <w:t xml:space="preserve">Draft</w:t>
             </w:r>
           </w:p>
         </w:tc>
@@ -910,18 +913,18 @@
               <w:pStyle w:val="Compact"/>
             </w:pPr>
             <w:r>
-              <w:t xml:space="preserve">Veri güvenliği (beklemede/kullanımda/aktarımda) + güvenlik kabuğu matrisi</w:t>
-            </w:r>
-          </w:p>
-        </w:tc>
-        <w:tc>
-          <w:tcPr/>
-          <w:p>
-            <w:pPr>
-              <w:pStyle w:val="Compact"/>
-            </w:pPr>
-            <w:r>
-              <w:t xml:space="preserve">Tam</w:t>
+              <w:t xml:space="preserve">Data security (at rest/in use/in transit) + security shell matrix</w:t>
+            </w:r>
+          </w:p>
+        </w:tc>
+        <w:tc>
+          <w:tcPr/>
+          <w:p>
+            <w:pPr>
+              <w:pStyle w:val="Compact"/>
+            </w:pPr>
+            <w:r>
+              <w:t xml:space="preserve">Complete</w:t>
             </w:r>
           </w:p>
         </w:tc>
@@ -945,18 +948,18 @@
               <w:pStyle w:val="Compact"/>
             </w:pPr>
             <w:r>
-              <w:t xml:space="preserve">Kod sağlamlaştırma (derleyici sertleştirmesi, gizleme)</w:t>
-            </w:r>
-          </w:p>
-        </w:tc>
-        <w:tc>
-          <w:tcPr/>
-          <w:p>
-            <w:pPr>
-              <w:pStyle w:val="Compact"/>
-            </w:pPr>
-            <w:r>
-              <w:t xml:space="preserve">Temel</w:t>
+              <w:t xml:space="preserve">Code hardening (compiler hardening, obfuscation)</w:t>
+            </w:r>
+          </w:p>
+        </w:tc>
+        <w:tc>
+          <w:tcPr/>
+          <w:p>
+            <w:pPr>
+              <w:pStyle w:val="Compact"/>
+            </w:pPr>
+            <w:r>
+              <w:t xml:space="preserve">Basic</w:t>
             </w:r>
           </w:p>
         </w:tc>
@@ -980,18 +983,18 @@
               <w:pStyle w:val="Compact"/>
             </w:pPr>
             <w:r>
-              <w:t xml:space="preserve">RASP + tepki politikası</w:t>
-            </w:r>
-          </w:p>
-        </w:tc>
-        <w:tc>
-          <w:tcPr/>
-          <w:p>
-            <w:pPr>
-              <w:pStyle w:val="Compact"/>
-            </w:pPr>
-            <w:r>
-              <w:t xml:space="preserve">Tam</w:t>
+              <w:t xml:space="preserve">RASP + response policy</w:t>
+            </w:r>
+          </w:p>
+        </w:tc>
+        <w:tc>
+          <w:tcPr/>
+          <w:p>
+            <w:pPr>
+              <w:pStyle w:val="Compact"/>
+            </w:pPr>
+            <w:r>
+              <w:t xml:space="preserve">Complete</w:t>
             </w:r>
           </w:p>
         </w:tc>
@@ -1015,18 +1018,18 @@
               <w:pStyle w:val="Compact"/>
             </w:pPr>
             <w:r>
-              <w:t xml:space="preserve">Raporlama ve günlükleme politikası</w:t>
-            </w:r>
-          </w:p>
-        </w:tc>
-        <w:tc>
-          <w:tcPr/>
-          <w:p>
-            <w:pPr>
-              <w:pStyle w:val="Compact"/>
-            </w:pPr>
-            <w:r>
-              <w:t xml:space="preserve">Kısa</w:t>
+              <w:t xml:space="preserve">Reporting and logging policy</w:t>
+            </w:r>
+          </w:p>
+        </w:tc>
+        <w:tc>
+          <w:tcPr/>
+          <w:p>
+            <w:pPr>
+              <w:pStyle w:val="Compact"/>
+            </w:pPr>
+            <w:r>
+              <w:t xml:space="preserve">Brief</w:t>
             </w:r>
           </w:p>
         </w:tc>
@@ -1050,18 +1053,18 @@
               <w:pStyle w:val="Compact"/>
             </w:pPr>
             <w:r>
-              <w:t xml:space="preserve">Geliştirme ortamı ve süreci, SBOM, değişiklik yönetimi</w:t>
-            </w:r>
-          </w:p>
-        </w:tc>
-        <w:tc>
-          <w:tcPr/>
-          <w:p>
-            <w:pPr>
-              <w:pStyle w:val="Compact"/>
-            </w:pPr>
-            <w:r>
-              <w:t xml:space="preserve">Tam</w:t>
+              <w:t xml:space="preserve">Development environment and process, SBOM, change management</w:t>
+            </w:r>
+          </w:p>
+        </w:tc>
+        <w:tc>
+          <w:tcPr/>
+          <w:p>
+            <w:pPr>
+              <w:pStyle w:val="Compact"/>
+            </w:pPr>
+            <w:r>
+              <w:t xml:space="preserve">Complete</w:t>
             </w:r>
           </w:p>
         </w:tc>
@@ -1085,7 +1088,7 @@
               <w:pStyle w:val="Compact"/>
             </w:pPr>
             <w:r>
-              <w:t xml:space="preserve">Güvenlik testi ve doğrulama</w:t>
+              <w:t xml:space="preserve">Security testing and verification</w:t>
             </w:r>
           </w:p>
         </w:tc>
@@ -1120,18 +1123,18 @@
               <w:pStyle w:val="Compact"/>
             </w:pPr>
             <w:r>
-              <w:t xml:space="preserve">Gereksinim uyum matrisi</w:t>
-            </w:r>
-          </w:p>
-        </w:tc>
-        <w:tc>
-          <w:tcPr/>
-          <w:p>
-            <w:pPr>
-              <w:pStyle w:val="Compact"/>
-            </w:pPr>
-            <w:r>
-              <w:t xml:space="preserve">Taslak</w:t>
+              <w:t xml:space="preserve">Requirement compliance matrix</w:t>
+            </w:r>
+          </w:p>
+        </w:tc>
+        <w:tc>
+          <w:tcPr/>
+          <w:p>
+            <w:pPr>
+              <w:pStyle w:val="Compact"/>
+            </w:pPr>
+            <w:r>
+              <w:t xml:space="preserve">Draft</w:t>
             </w:r>
           </w:p>
         </w:tc>
@@ -1142,7 +1145,7 @@
         <w:pStyle w:val="BodyText"/>
       </w:pPr>
       <w:r>
-        <w:t xml:space="preserve">S6, S8, S11, S14 ve S15 final kontrolüne kalır.</w:t>
+        <w:t xml:space="preserve">S6, S8, S11, S14 and S15 are left for the final checkpoint.</w:t>
       </w:r>
     </w:p>
     <w:p>
@@ -1154,13 +1157,13 @@
     </w:p>
     <w:bookmarkEnd w:id="23"/>
     <w:bookmarkEnd w:id="24"/>
-    <w:bookmarkStart w:id="28" w:name="hafta-hafta-hazırlık-kontrol-listesi"/>
+    <w:bookmarkStart w:id="28" w:name="week-by-week-preparation-checklist"/>
     <w:p>
       <w:pPr>
         <w:pStyle w:val="Heading2"/>
       </w:pPr>
       <w:r>
-        <w:t xml:space="preserve">2. Hafta hafta hazırlık kontrol listesi</w:t>
+        <w:t xml:space="preserve">2. Week-by-week preparation checklist</w:t>
       </w:r>
     </w:p>
     <w:p>
@@ -1168,25 +1171,25 @@
         <w:pStyle w:val="FirstParagraph"/>
       </w:pPr>
       <w:r>
-        <w:t xml:space="preserve">Aşağıdaki liste, ilk altı haftanın</w:t>
-      </w:r>
-      <w:r>
-        <w:t xml:space="preserve"> </w:t>
-      </w:r>
-      <w:r>
-        <w:t xml:space="preserve">“Dönem projesi: bu hafta”</w:t>
-      </w:r>
-      <w:r>
-        <w:t xml:space="preserve"> </w:t>
-      </w:r>
-      <w:r>
-        <w:t xml:space="preserve">bölümlerindeki görevleri tek yerde toplar. Her maddeyi</w:t>
-      </w:r>
-      <w:r>
-        <w:t xml:space="preserve"> </w:t>
-      </w:r>
-      <w:r>
-        <w:t xml:space="preserve">kılavuzunuzda ve deponuzda gösterebiliyor olmalısınız.</w:t>
+        <w:t xml:space="preserve">The list below collects, in one place, the tasks from the</w:t>
+      </w:r>
+      <w:r>
+        <w:t xml:space="preserve"> </w:t>
+      </w:r>
+      <w:r>
+        <w:t xml:space="preserve">“Term project: this week”</w:t>
+      </w:r>
+      <w:r>
+        <w:t xml:space="preserve"> </w:t>
+      </w:r>
+      <w:r>
+        <w:t xml:space="preserve">sections of the first six weeks.</w:t>
+      </w:r>
+      <w:r>
+        <w:t xml:space="preserve"> </w:t>
+      </w:r>
+      <w:r>
+        <w:t xml:space="preserve">You should be able to show every item in your guide and your repository.</w:t>
       </w:r>
     </w:p>
     <w:p>
@@ -1198,7 +1201,7 @@
           <wp:inline>
             <wp:extent cx="5759999" cy="2687780"/>
             <wp:effectExtent b="0" l="0" r="0" t="0"/>
-            <wp:docPr descr="RAP1 teslim içeriği" title="" id="26" name="Picture"/>
+            <wp:docPr descr="RAP1 submission contents" title="" id="26" name="Picture"/>
             <a:graphic>
               <a:graphicData uri="http://schemas.openxmlformats.org/drawingml/2006/picture">
                 <pic:pic>
@@ -1245,7 +1248,7 @@
           <w:b/>
           <w:bCs/>
         </w:rPr>
-        <w:t xml:space="preserve">1. hafta — Proje planı ve ilk bölümler</w:t>
+        <w:t xml:space="preserve">Week 1 — Project plan and first sections</w:t>
       </w:r>
     </w:p>
     <w:p>
@@ -1257,7 +1260,7 @@
         </w:numPr>
       </w:pPr>
       <w:r>
-        <w:t xml:space="preserve">GitHub deposu, README, proje planı (iş paketleri, takvim, görev dağılımı) onaylatıldı.</w:t>
+        <w:t xml:space="preserve">GitHub repository, README, project plan (work packages, schedule, task assignment) approved.</w:t>
       </w:r>
     </w:p>
     <w:p>
@@ -1269,7 +1272,7 @@
         </w:numPr>
       </w:pPr>
       <w:r>
-        <w:t xml:space="preserve">S0 kapak ve sürüm geçmişi.</w:t>
+        <w:t xml:space="preserve">S0 cover and version history.</w:t>
       </w:r>
     </w:p>
     <w:p>
@@ -1281,7 +1284,7 @@
         </w:numPr>
       </w:pPr>
       <w:r>
-        <w:t xml:space="preserve">S2 ürün genel bakışı: uygulama ne yapıyor, kim kullanıyor?</w:t>
+        <w:t xml:space="preserve">S2 product overview: what does the application do, who uses it?</w:t>
       </w:r>
     </w:p>
     <w:p>
@@ -1293,7 +1296,7 @@
         </w:numPr>
       </w:pPr>
       <w:r>
-        <w:t xml:space="preserve">S3 mimari şema ve</w:t>
+        <w:t xml:space="preserve">S3 architecture diagram and</w:t>
       </w:r>
       <w:r>
         <w:t xml:space="preserve"> </w:t>
@@ -1303,13 +1306,19 @@
           <w:b/>
           <w:bCs/>
         </w:rPr>
-        <w:t xml:space="preserve">arayüz tablosu</w:t>
-      </w:r>
-      <w:r>
-        <w:t xml:space="preserve"> </w:t>
-      </w:r>
-      <w:r>
-        <w:t xml:space="preserve">(her arayüz için uçlar, kimlik doğrulama, gizlilik/bütünlük).</w:t>
+        <w:t xml:space="preserve">interface table</w:t>
+      </w:r>
+      <w:r>
+        <w:t xml:space="preserve"> </w:t>
+      </w:r>
+      <w:r>
+        <w:t xml:space="preserve">(for each interface: endpoints, authentication,</w:t>
+      </w:r>
+      <w:r>
+        <w:t xml:space="preserve"> </w:t>
+      </w:r>
+      <w:r>
+        <w:t xml:space="preserve">confidentiality/integrity).</w:t>
       </w:r>
     </w:p>
     <w:p>
@@ -1321,7 +1330,7 @@
         </w:numPr>
       </w:pPr>
       <w:r>
-        <w:t xml:space="preserve">S4 saldırgan modeli, STRIDE tablosu, en az bir</w:t>
+        <w:t xml:space="preserve">S4 attacker model, STRIDE table, at least one</w:t>
       </w:r>
       <w:r>
         <w:t xml:space="preserve"> </w:t>
@@ -1331,7 +1340,7 @@
           <w:b/>
           <w:bCs/>
         </w:rPr>
-        <w:t xml:space="preserve">saldırı ağacı</w:t>
+        <w:t xml:space="preserve">attack tree</w:t>
       </w:r>
       <w:r>
         <w:t xml:space="preserve">.</w:t>
@@ -1346,7 +1355,7 @@
         </w:numPr>
       </w:pPr>
       <w:r>
-        <w:t xml:space="preserve">S5 varlık listesi taslağı: konum, oluşma → silinme, C/I/I+.</w:t>
+        <w:t xml:space="preserve">S5 asset list draft: location, creation → deletion, C/I/I+.</w:t>
       </w:r>
     </w:p>
     <w:p>
@@ -1358,7 +1367,7 @@
           <w:b/>
           <w:bCs/>
         </w:rPr>
-        <w:t xml:space="preserve">2. hafta — Tehdit tablosu ve sınıflandırma</w:t>
+        <w:t xml:space="preserve">Week 2 — Threat table and classification</w:t>
       </w:r>
     </w:p>
     <w:p>
@@ -1370,7 +1379,7 @@
         </w:numPr>
       </w:pPr>
       <w:r>
-        <w:t xml:space="preserve">S4 tehdit tablosunda her tehdit bir</w:t>
+        <w:t xml:space="preserve">In the S4 threat table, every threat is matched to a</w:t>
       </w:r>
       <w:r>
         <w:t xml:space="preserve"> </w:t>
@@ -1386,7 +1395,7 @@
         <w:t xml:space="preserve"> </w:t>
       </w:r>
       <w:r>
-        <w:t xml:space="preserve">ile eşleşiyor ve</w:t>
+        <w:t xml:space="preserve">and has a</w:t>
       </w:r>
       <w:r>
         <w:t xml:space="preserve"> </w:t>
@@ -1402,7 +1411,7 @@
         <w:t xml:space="preserve"> </w:t>
       </w:r>
       <w:r>
-        <w:t xml:space="preserve">vektörü var.</w:t>
+        <w:t xml:space="preserve">vector.</w:t>
       </w:r>
     </w:p>
     <w:p>
@@ -1414,7 +1423,7 @@
         </w:numPr>
       </w:pPr>
       <w:r>
-        <w:t xml:space="preserve">Saldırı ağacı bir aracın girdi biçiminde ya da çizim olarak ekli.</w:t>
+        <w:t xml:space="preserve">The attack tree is attached in a tool’s input format or as a drawing.</w:t>
       </w:r>
     </w:p>
     <w:p>
@@ -1426,7 +1435,7 @@
         </w:numPr>
       </w:pPr>
       <w:r>
-        <w:t xml:space="preserve">Tehditler arayüz tablosundaki satırlardan çıkarıldı; her varlık en az bir tehditte geçiyor.</w:t>
+        <w:t xml:space="preserve">Threats are derived from the rows of the interface table; every asset appears in at least one threat.</w:t>
       </w:r>
     </w:p>
     <w:p>
@@ -1438,7 +1447,7 @@
           <w:b/>
           <w:bCs/>
         </w:rPr>
-        <w:t xml:space="preserve">3. hafta — Veri güvenliği</w:t>
+        <w:t xml:space="preserve">Week 3 — Data security</w:t>
       </w:r>
     </w:p>
     <w:p>
@@ -1450,7 +1459,7 @@
         </w:numPr>
       </w:pPr>
       <w:r>
-        <w:t xml:space="preserve">S7 aktarımda, beklemede ve kullanımda veri için hangi algoritma, hangi anahtar, hangi bağlama?</w:t>
+        <w:t xml:space="preserve">S7: for data in transit, at rest and in use — which algorithm, which key, which binding?</w:t>
       </w:r>
     </w:p>
     <w:p>
@@ -1462,7 +1471,7 @@
         </w:numPr>
       </w:pPr>
       <w:r>
-        <w:t xml:space="preserve">En hassas varlık için</w:t>
+        <w:t xml:space="preserve">A</w:t>
       </w:r>
       <w:r>
         <w:t xml:space="preserve"> </w:t>
@@ -1472,13 +1481,13 @@
           <w:b/>
           <w:bCs/>
         </w:rPr>
-        <w:t xml:space="preserve">güvenlik kabuğu matrisi</w:t>
-      </w:r>
-      <w:r>
-        <w:t xml:space="preserve"> </w:t>
-      </w:r>
-      <w:r>
-        <w:t xml:space="preserve">(aşama × kabuk).</w:t>
+        <w:t xml:space="preserve">security shell matrix</w:t>
+      </w:r>
+      <w:r>
+        <w:t xml:space="preserve"> </w:t>
+      </w:r>
+      <w:r>
+        <w:t xml:space="preserve">(stage × shell) for the most sensitive asset.</w:t>
       </w:r>
     </w:p>
     <w:p>
@@ -1490,7 +1499,7 @@
         </w:numPr>
       </w:pPr>
       <w:r>
-        <w:t xml:space="preserve">Rastgele değerler CSPRNG’den; AEAD etiketi açık metin kullanılmadan önce doğrulanıyor.</w:t>
+        <w:t xml:space="preserve">Random values come from a CSPRNG; the AEAD tag is verified before the plaintext is used.</w:t>
       </w:r>
     </w:p>
     <w:p>
@@ -1502,7 +1511,7 @@
         </w:numPr>
       </w:pPr>
       <w:r>
-        <w:t xml:space="preserve">TLS kullanılıyorsa doğrulama + ana makine adı denetimi (+ varsa sabitleme) gösterilebiliyor.</w:t>
+        <w:t xml:space="preserve">If TLS is used, chain validation + hostname verification (+ pinning if applicable) can be demonstrated.</w:t>
       </w:r>
     </w:p>
     <w:p>
@@ -1514,7 +1523,7 @@
           <w:b/>
           <w:bCs/>
         </w:rPr>
-        <w:t xml:space="preserve">4. hafta — C/C++ sağlamlaştırma</w:t>
+        <w:t xml:space="preserve">Week 4 — C/C++ hardening</w:t>
       </w:r>
     </w:p>
     <w:p>
@@ -1526,7 +1535,7 @@
         </w:numPr>
       </w:pPr>
       <w:r>
-        <w:t xml:space="preserve">S9: derleyici koruma tablosu (</w:t>
+        <w:t xml:space="preserve">S9: compiler protection table (</w:t>
       </w:r>
       <w:r>
         <w:rPr>
@@ -1550,7 +1559,7 @@
         <w:t xml:space="preserve">dumpbin</w:t>
       </w:r>
       <w:r>
-        <w:t xml:space="preserve">); kapalı kalan koruma varsa gerekçesi.</w:t>
+        <w:t xml:space="preserve">); justification for any protection left off.</w:t>
       </w:r>
     </w:p>
     <w:p>
@@ -1562,7 +1571,7 @@
         </w:numPr>
       </w:pPr>
       <w:r>
-        <w:t xml:space="preserve">CERT kurallarına göre tarama; en az beş bulgu düzeltildi ve kural kimliğiyle belgelendi.</w:t>
+        <w:t xml:space="preserve">Scan against CERT rules; at least five findings fixed and documented with the rule id.</w:t>
       </w:r>
     </w:p>
     <w:p>
@@ -1574,7 +1583,7 @@
         </w:numPr>
       </w:pPr>
       <w:r>
-        <w:t xml:space="preserve">Testler ASan + UBSan ile çalıştı; en az bir fuzz hedefi ve sonucu.</w:t>
+        <w:t xml:space="preserve">Tests run with ASan + UBSan; at least one fuzz target and its result.</w:t>
       </w:r>
     </w:p>
     <w:p>
@@ -1586,7 +1595,7 @@
         </w:numPr>
       </w:pPr>
       <w:r>
-        <w:t xml:space="preserve">Sürümde günlük yok, hassas dizge</w:t>
+        <w:t xml:space="preserve">No logging in the release build; no sensitive string appears in</w:t>
       </w:r>
       <w:r>
         <w:t xml:space="preserve"> </w:t>
@@ -1601,7 +1610,7 @@
         <w:t xml:space="preserve"> </w:t>
       </w:r>
       <w:r>
-        <w:t xml:space="preserve">çıktısında yok.</w:t>
+        <w:t xml:space="preserve">output.</w:t>
       </w:r>
     </w:p>
     <w:p>
@@ -1613,7 +1622,7 @@
           <w:b/>
           <w:bCs/>
         </w:rPr>
-        <w:t xml:space="preserve">5. hafta — Bağımlılıklar ve girdi doğrulama</w:t>
+        <w:t xml:space="preserve">Week 5 — Dependencies and input validation</w:t>
       </w:r>
     </w:p>
     <w:p>
@@ -1625,7 +1634,7 @@
         </w:numPr>
       </w:pPr>
       <w:r>
-        <w:t xml:space="preserve">S13: CycloneDX biçiminde SBOM ve zafiyet taraması sonucu.</w:t>
+        <w:t xml:space="preserve">S13: SBOM in CycloneDX format and vulnerability scan result.</w:t>
       </w:r>
     </w:p>
     <w:p>
@@ -1637,7 +1646,7 @@
         </w:numPr>
       </w:pPr>
       <w:r>
-        <w:t xml:space="preserve">Girdi doğrulama tablosu: her giriş noktası için biçim, uzunluk sınırı, doğrulayan fonksiyon.</w:t>
+        <w:t xml:space="preserve">Input validation table: for each entry point, format, length limit, validating function.</w:t>
       </w:r>
     </w:p>
     <w:p>
@@ -1649,7 +1658,7 @@
           <w:b/>
           <w:bCs/>
         </w:rPr>
-        <w:t xml:space="preserve">6. hafta — RASP</w:t>
+        <w:t xml:space="preserve">Week 6 — RASP</w:t>
       </w:r>
     </w:p>
     <w:p>
@@ -1661,7 +1670,7 @@
         </w:numPr>
       </w:pPr>
       <w:r>
-        <w:t xml:space="preserve">S10: her kritik işlem için hangi RASP denetimleri, ne zaman, nerede çalışıyor?</w:t>
+        <w:t xml:space="preserve">S10: for each critical operation, which RASP checks run, when, and where?</w:t>
       </w:r>
     </w:p>
     <w:p>
@@ -1673,7 +1682,7 @@
         </w:numPr>
       </w:pPr>
       <w:r>
-        <w:t xml:space="preserve">Tepki politikası: hangi sır silinir, fail-closed mı, decoy mu, olay nereye bildirilir?</w:t>
+        <w:t xml:space="preserve">Response policy: which secret is wiped, is it fail-closed, is it a decoy, where is the event reported?</w:t>
       </w:r>
     </w:p>
     <w:p>
@@ -1685,7 +1694,7 @@
         </w:numPr>
       </w:pPr>
       <w:r>
-        <w:t xml:space="preserve">En az bir denetimin atlatma denemesi ve sonucu (S16 planına da yazılır).</w:t>
+        <w:t xml:space="preserve">A bypass attempt on at least one check and its result (also written into the S16 plan).</w:t>
       </w:r>
     </w:p>
     <w:p>
@@ -1696,13 +1705,13 @@
       </w:r>
     </w:p>
     <w:bookmarkEnd w:id="28"/>
-    <w:bookmarkStart w:id="34" w:name="gösterim-önerilen-akış"/>
+    <w:bookmarkStart w:id="34" w:name="demonstration-suggested-flow"/>
     <w:p>
       <w:pPr>
         <w:pStyle w:val="Heading2"/>
       </w:pPr>
       <w:r>
-        <w:t xml:space="preserve">3. Gösterim: önerilen akış</w:t>
+        <w:t xml:space="preserve">3. Demonstration: suggested flow</w:t>
       </w:r>
     </w:p>
     <w:p>
@@ -1710,13 +1719,13 @@
         <w:pStyle w:val="FirstParagraph"/>
       </w:pPr>
       <w:r>
-        <w:t xml:space="preserve">Gösterim, bir değerlendiricinin ürününüzü ilk kez incelediği toplantı gibi düşünülmelidir. Süre sınırlıdır; önceden</w:t>
-      </w:r>
-      <w:r>
-        <w:t xml:space="preserve"> </w:t>
-      </w:r>
-      <w:r>
-        <w:t xml:space="preserve">prova edin. Önerilen sıra:</w:t>
+        <w:t xml:space="preserve">Think of the demonstration as a meeting where an assessor is examining your product for the first time. Time is</w:t>
+      </w:r>
+      <w:r>
+        <w:t xml:space="preserve"> </w:t>
+      </w:r>
+      <w:r>
+        <w:t xml:space="preserve">limited; rehearse beforehand. Suggested order:</w:t>
       </w:r>
     </w:p>
     <w:p>
@@ -1728,7 +1737,7 @@
           <wp:inline>
             <wp:extent cx="5759999" cy="2470728"/>
             <wp:effectExtent b="0" l="0" r="0" t="0"/>
-            <wp:docPr descr="Gösterimde sık yapılan hatalar" title="" id="30" name="Picture"/>
+            <wp:docPr descr="Common mistakes in the demonstration" title="" id="30" name="Picture"/>
             <a:graphic>
               <a:graphicData uri="http://schemas.openxmlformats.org/drawingml/2006/picture">
                 <pic:pic>
@@ -1779,13 +1788,19 @@
           <w:b/>
           <w:bCs/>
         </w:rPr>
-        <w:t xml:space="preserve">Ürün ve mimari (S2–S3):</w:t>
-      </w:r>
-      <w:r>
-        <w:t xml:space="preserve"> </w:t>
-      </w:r>
-      <w:r>
-        <w:t xml:space="preserve">Uygulama ne yapıyor? Arayüz tablosunu ve güven sınırlarını tek bir şemada gösterin.</w:t>
+        <w:t xml:space="preserve">Product and architecture (S2–S3):</w:t>
+      </w:r>
+      <w:r>
+        <w:t xml:space="preserve"> </w:t>
+      </w:r>
+      <w:r>
+        <w:t xml:space="preserve">What does the application do? Show the interface table and trust boundaries</w:t>
+      </w:r>
+      <w:r>
+        <w:t xml:space="preserve"> </w:t>
+      </w:r>
+      <w:r>
+        <w:t xml:space="preserve">in a single diagram.</w:t>
       </w:r>
     </w:p>
     <w:p>
@@ -1801,13 +1816,13 @@
           <w:b/>
           <w:bCs/>
         </w:rPr>
-        <w:t xml:space="preserve">Tehditler ve varlıklar (S4–S5):</w:t>
-      </w:r>
-      <w:r>
-        <w:t xml:space="preserve"> </w:t>
-      </w:r>
-      <w:r>
-        <w:t xml:space="preserve">En kritik üç tehdit ve bunların hedeflediği varlıklar.</w:t>
+        <w:t xml:space="preserve">Threats and assets (S4–S5):</w:t>
+      </w:r>
+      <w:r>
+        <w:t xml:space="preserve"> </w:t>
+      </w:r>
+      <w:r>
+        <w:t xml:space="preserve">The three most critical threats and the assets they target.</w:t>
       </w:r>
     </w:p>
     <w:p>
@@ -1823,13 +1838,13 @@
           <w:b/>
           <w:bCs/>
         </w:rPr>
-        <w:t xml:space="preserve">Canlı gösterim:</w:t>
-      </w:r>
-      <w:r>
-        <w:t xml:space="preserve"> </w:t>
-      </w:r>
-      <w:r>
-        <w:t xml:space="preserve">Uygulamayı çalıştırın; en az bir güvenlik önlemini</w:t>
+        <w:t xml:space="preserve">Live demonstration:</w:t>
+      </w:r>
+      <w:r>
+        <w:t xml:space="preserve"> </w:t>
+      </w:r>
+      <w:r>
+        <w:t xml:space="preserve">Run the application; show at least one security control</w:t>
       </w:r>
       <w:r>
         <w:t xml:space="preserve"> </w:t>
@@ -1839,19 +1854,19 @@
           <w:b/>
           <w:bCs/>
         </w:rPr>
-        <w:t xml:space="preserve">çalışırken</w:t>
-      </w:r>
-      <w:r>
-        <w:t xml:space="preserve"> </w:t>
-      </w:r>
-      <w:r>
-        <w:t xml:space="preserve">gösterin (ör. kurcalanmış bir</w:t>
-      </w:r>
-      <w:r>
-        <w:t xml:space="preserve"> </w:t>
-      </w:r>
-      <w:r>
-        <w:t xml:space="preserve">dosyanın reddedilmesi, bir RASP denetiminin tetiklenmesi).</w:t>
+        <w:t xml:space="preserve">working live</w:t>
+      </w:r>
+      <w:r>
+        <w:t xml:space="preserve"> </w:t>
+      </w:r>
+      <w:r>
+        <w:t xml:space="preserve">(e.g., a tampered</w:t>
+      </w:r>
+      <w:r>
+        <w:t xml:space="preserve"> </w:t>
+      </w:r>
+      <w:r>
+        <w:t xml:space="preserve">file being rejected, a RASP check being triggered).</w:t>
       </w:r>
     </w:p>
     <w:p>
@@ -1867,34 +1882,37 @@
           <w:b/>
           <w:bCs/>
         </w:rPr>
-        <w:t xml:space="preserve">Kanıt:</w:t>
-      </w:r>
-      <w:r>
-        <w:t xml:space="preserve"> </w:t>
-      </w:r>
-      <w:r>
-        <w:t xml:space="preserve">Koruma tablosu, sanitizer/fuzzing sonucu, SBOM;</w:t>
-      </w:r>
-      <w:r>
-        <w:t xml:space="preserve"> </w:t>
-      </w:r>
-      <w:r>
-        <w:t xml:space="preserve">“yaptık”</w:t>
-      </w:r>
-      <w:r>
-        <w:t xml:space="preserve"> </w:t>
-      </w:r>
-      <w:r>
-        <w:t xml:space="preserve">değil</w:t>
-      </w:r>
-      <w:r>
-        <w:t xml:space="preserve"> </w:t>
-      </w:r>
-      <w:r>
-        <w:t xml:space="preserve">“şu komutla şu çıktıyı aldık”</w:t>
-      </w:r>
-      <w:r>
-        <w:t xml:space="preserve">.</w:t>
+        <w:t xml:space="preserve">Evidence:</w:t>
+      </w:r>
+      <w:r>
+        <w:t xml:space="preserve"> </w:t>
+      </w:r>
+      <w:r>
+        <w:t xml:space="preserve">The protection table, sanitizer/fuzzing results, SBOM itself — not</w:t>
+      </w:r>
+      <w:r>
+        <w:t xml:space="preserve"> </w:t>
+      </w:r>
+      <w:r>
+        <w:t xml:space="preserve">“we did it”</w:t>
+      </w:r>
+      <w:r>
+        <w:t xml:space="preserve"> </w:t>
+      </w:r>
+      <w:r>
+        <w:t xml:space="preserve">but</w:t>
+      </w:r>
+      <w:r>
+        <w:t xml:space="preserve"> </w:t>
+      </w:r>
+      <w:r>
+        <w:t xml:space="preserve">“we ran this</w:t>
+      </w:r>
+      <w:r>
+        <w:t xml:space="preserve"> </w:t>
+      </w:r>
+      <w:r>
+        <w:t xml:space="preserve">command and got this output.”</w:t>
       </w:r>
     </w:p>
     <w:p>
@@ -1910,13 +1928,13 @@
           <w:b/>
           <w:bCs/>
         </w:rPr>
-        <w:t xml:space="preserve">Kalan risk ve plan:</w:t>
-      </w:r>
-      <w:r>
-        <w:t xml:space="preserve"> </w:t>
-      </w:r>
-      <w:r>
-        <w:t xml:space="preserve">Neyi henüz yapmadınız, finale kadar ne yapacaksınız?</w:t>
+        <w:t xml:space="preserve">Remaining risk and plan:</w:t>
+      </w:r>
+      <w:r>
+        <w:t xml:space="preserve"> </w:t>
+      </w:r>
+      <w:r>
+        <w:t xml:space="preserve">What have you not done yet, what will you do before the final?</w:t>
       </w:r>
     </w:p>
     <w:p>
@@ -1928,7 +1946,7 @@
           <w:b/>
           <w:bCs/>
         </w:rPr>
-        <w:t xml:space="preserve">Değerlendirici gibi düşünün</w:t>
+        <w:t xml:space="preserve">Think like an assessor</w:t>
       </w:r>
     </w:p>
     <w:p>
@@ -1936,7 +1954,7 @@
         <w:pStyle w:val="BlockText"/>
       </w:pPr>
       <w:r>
-        <w:t xml:space="preserve">Her önlem için üç soruya cevap hazırlayın:</w:t>
+        <w:t xml:space="preserve">Prepare an answer to three questions for every control:</w:t>
       </w:r>
       <w:r>
         <w:t xml:space="preserve"> </w:t>
@@ -1946,13 +1964,13 @@
           <w:b/>
           <w:bCs/>
         </w:rPr>
-        <w:t xml:space="preserve">Neyi korur?</w:t>
-      </w:r>
-      <w:r>
-        <w:t xml:space="preserve"> </w:t>
-      </w:r>
-      <w:r>
-        <w:t xml:space="preserve">(hangi varlık, hangi tehdit) ·</w:t>
+        <w:t xml:space="preserve">What does it protect?</w:t>
+      </w:r>
+      <w:r>
+        <w:t xml:space="preserve"> </w:t>
+      </w:r>
+      <w:r>
+        <w:t xml:space="preserve">(which asset, which threat) ·</w:t>
       </w:r>
       <w:r>
         <w:t xml:space="preserve"> </w:t>
@@ -1962,19 +1980,13 @@
           <w:b/>
           <w:bCs/>
         </w:rPr>
-        <w:t xml:space="preserve">Nasıl yapıldı?</w:t>
-      </w:r>
-      <w:r>
-        <w:t xml:space="preserve"> </w:t>
-      </w:r>
-      <w:r>
-        <w:t xml:space="preserve">(dosya,</w:t>
-      </w:r>
-      <w:r>
-        <w:t xml:space="preserve"> </w:t>
-      </w:r>
-      <w:r>
-        <w:t xml:space="preserve">fonksiyon, bayrak) ·</w:t>
+        <w:t xml:space="preserve">How was it built?</w:t>
+      </w:r>
+      <w:r>
+        <w:t xml:space="preserve"> </w:t>
+      </w:r>
+      <w:r>
+        <w:t xml:space="preserve">(file, function, flag) ·</w:t>
       </w:r>
       <w:r>
         <w:t xml:space="preserve"> </w:t>
@@ -1984,40 +1996,40 @@
           <w:b/>
           <w:bCs/>
         </w:rPr>
-        <w:t xml:space="preserve">Nasıl kanıtlandı?</w:t>
-      </w:r>
-      <w:r>
-        <w:t xml:space="preserve"> </w:t>
-      </w:r>
-      <w:r>
-        <w:t xml:space="preserve">(test, komut, çıktı). Cevabı</w:t>
-      </w:r>
-      <w:r>
-        <w:t xml:space="preserve"> </w:t>
-      </w:r>
-      <w:r>
-        <w:t xml:space="preserve">“testini yapmadık”</w:t>
-      </w:r>
-      <w:r>
-        <w:t xml:space="preserve"> </w:t>
-      </w:r>
-      <w:r>
-        <w:t xml:space="preserve">olan önlem, gözünde</w:t>
-      </w:r>
-      <w:r>
-        <w:t xml:space="preserve"> </w:t>
-      </w:r>
-      <w:r>
-        <w:t xml:space="preserve">henüz yoktur.</w:t>
-      </w:r>
-    </w:p>
-    <w:bookmarkStart w:id="32" w:name="gösterimde-sorulabilecek-örnek-sorular"/>
+        <w:t xml:space="preserve">How was it proven?</w:t>
+      </w:r>
+      <w:r>
+        <w:t xml:space="preserve"> </w:t>
+      </w:r>
+      <w:r>
+        <w:t xml:space="preserve">(test, command, output). A control whose</w:t>
+      </w:r>
+      <w:r>
+        <w:t xml:space="preserve"> </w:t>
+      </w:r>
+      <w:r>
+        <w:t xml:space="preserve">answer is</w:t>
+      </w:r>
+      <w:r>
+        <w:t xml:space="preserve"> </w:t>
+      </w:r>
+      <w:r>
+        <w:t xml:space="preserve">“we didn’t test it”</w:t>
+      </w:r>
+      <w:r>
+        <w:t xml:space="preserve"> </w:t>
+      </w:r>
+      <w:r>
+        <w:t xml:space="preserve">does not exist yet, in the assessor’s eyes.</w:t>
+      </w:r>
+    </w:p>
+    <w:bookmarkStart w:id="32" w:name="X46943baf8a3f49bee48595db689bf5d7997106b"/>
     <w:p>
       <w:pPr>
         <w:pStyle w:val="Heading3"/>
       </w:pPr>
       <w:r>
-        <w:t xml:space="preserve">Gösterimde sorulabilecek örnek sorular</w:t>
+        <w:t xml:space="preserve">Sample questions you may be asked during the demonstration</w:t>
       </w:r>
     </w:p>
     <w:p>
@@ -2029,7 +2041,7 @@
         </w:numPr>
       </w:pPr>
       <w:r>
-        <w:t xml:space="preserve">Arayüz tablonuzda güven sınırını geçen hangi akış en riskli? Neden?</w:t>
+        <w:t xml:space="preserve">In your interface table, which flow crossing a trust boundary is the riskiest? Why?</w:t>
       </w:r>
     </w:p>
     <w:p>
@@ -2041,13 +2053,13 @@
         </w:numPr>
       </w:pPr>
       <w:r>
-        <w:t xml:space="preserve">Bu varlık bellekte ne kadar süre açık kalıyor? Nerede siliniyor? Derleyicinin silmeyi kaldırmadığını nasıl</w:t>
-      </w:r>
-      <w:r>
-        <w:t xml:space="preserve"> </w:t>
-      </w:r>
-      <w:r>
-        <w:t xml:space="preserve">doğruladınız?</w:t>
+        <w:t xml:space="preserve">How long does this asset stay unencrypted in memory? Where is it wiped? How did you confirm the compiler did not</w:t>
+      </w:r>
+      <w:r>
+        <w:t xml:space="preserve"> </w:t>
+      </w:r>
+      <w:r>
+        <w:t xml:space="preserve">remove the wipe?</w:t>
       </w:r>
     </w:p>
     <w:p>
@@ -2059,7 +2071,7 @@
         </w:numPr>
       </w:pPr>
       <w:r>
-        <w:t xml:space="preserve">Şifreleme anahtarınız nereden geliyor, nerede duruyor? Nonce tekrar edebilir mi?</w:t>
+        <w:t xml:space="preserve">Where does your encryption key come from, where does it live? Can the nonce repeat?</w:t>
       </w:r>
     </w:p>
     <w:p>
@@ -2071,7 +2083,7 @@
         </w:numPr>
       </w:pPr>
       <w:r>
-        <w:t xml:space="preserve">Hangi derleyici koruması kapalı? Neden?</w:t>
+        <w:t xml:space="preserve">Which compiler protection is turned off? Why?</w:t>
       </w:r>
     </w:p>
     <w:p>
@@ -2083,7 +2095,7 @@
         </w:numPr>
       </w:pPr>
       <w:r>
-        <w:t xml:space="preserve">RASP denetiminiz başarısız olunca ne oluyor? Tepki, tetikleyicinin hemen yanında mı?</w:t>
+        <w:t xml:space="preserve">What happens when your RASP check fails? Is the response right next to the trigger?</w:t>
       </w:r>
     </w:p>
     <w:p>
@@ -2095,7 +2107,7 @@
         </w:numPr>
       </w:pPr>
       <w:r>
-        <w:t xml:space="preserve">SBOM’unuzda bilinen zafiyetli bir bileşen var mı? Etkileniyor musunuz?</w:t>
+        <w:t xml:space="preserve">Does your SBOM contain a component with a known vulnerability? Are you affected?</w:t>
       </w:r>
     </w:p>
     <w:p>
@@ -2107,17 +2119,17 @@
         </w:numPr>
       </w:pPr>
       <w:r>
-        <w:t xml:space="preserve">Tehdit tablonuzdaki T3 için önlem hangi bölümde anlatılıyor ve nasıl test edildi?</w:t>
+        <w:t xml:space="preserve">Which section describes the control for T3 in your threat table, and how was it tested?</w:t>
       </w:r>
     </w:p>
     <w:bookmarkEnd w:id="32"/>
-    <w:bookmarkStart w:id="33" w:name="sık-yapılan-hatalar"/>
+    <w:bookmarkStart w:id="33" w:name="common-mistakes"/>
     <w:p>
       <w:pPr>
         <w:pStyle w:val="Heading3"/>
       </w:pPr>
       <w:r>
-        <w:t xml:space="preserve">Sık yapılan hatalar</w:t>
+        <w:t xml:space="preserve">Common mistakes</w:t>
       </w:r>
     </w:p>
     <w:tbl>
@@ -2142,18 +2154,18 @@
               <w:pStyle w:val="Compact"/>
             </w:pPr>
             <w:r>
-              <w:t xml:space="preserve">Hata</w:t>
-            </w:r>
-          </w:p>
-        </w:tc>
-        <w:tc>
-          <w:tcPr/>
-          <w:p>
-            <w:pPr>
-              <w:pStyle w:val="Compact"/>
-            </w:pPr>
-            <w:r>
-              <w:t xml:space="preserve">Neden sorun?</w:t>
+              <w:t xml:space="preserve">Mistake</w:t>
+            </w:r>
+          </w:p>
+        </w:tc>
+        <w:tc>
+          <w:tcPr/>
+          <w:p>
+            <w:pPr>
+              <w:pStyle w:val="Compact"/>
+            </w:pPr>
+            <w:r>
+              <w:t xml:space="preserve">Why is it a problem?</w:t>
             </w:r>
           </w:p>
         </w:tc>
@@ -2166,18 +2178,18 @@
               <w:pStyle w:val="Compact"/>
             </w:pPr>
             <w:r>
-              <w:t xml:space="preserve">Kılavuzda anlatılan önlem kodda yok (ya da tersi)</w:t>
-            </w:r>
-          </w:p>
-        </w:tc>
-        <w:tc>
-          <w:tcPr/>
-          <w:p>
-            <w:pPr>
-              <w:pStyle w:val="Compact"/>
-            </w:pPr>
-            <w:r>
-              <w:t xml:space="preserve">Belge ile ürün tutarsız: değerlendirici gözünde en ciddi bulgulardan biri</w:t>
+              <w:t xml:space="preserve">The control described in the guide is not in the code (or vice versa)</w:t>
+            </w:r>
+          </w:p>
+        </w:tc>
+        <w:tc>
+          <w:tcPr/>
+          <w:p>
+            <w:pPr>
+              <w:pStyle w:val="Compact"/>
+            </w:pPr>
+            <w:r>
+              <w:t xml:space="preserve">Document and product are inconsistent: one of the most serious findings in an assessor’s eyes</w:t>
             </w:r>
           </w:p>
         </w:tc>
@@ -2190,24 +2202,30 @@
               <w:pStyle w:val="Compact"/>
             </w:pPr>
             <w:r>
-              <w:t xml:space="preserve">“Güvenli”</w:t>
+              <w:t xml:space="preserve">Saying</w:t>
             </w:r>
             <w:r>
               <w:t xml:space="preserve"> </w:t>
             </w:r>
             <w:r>
-              <w:t xml:space="preserve">demek, kanıt göstermemek</w:t>
-            </w:r>
-          </w:p>
-        </w:tc>
-        <w:tc>
-          <w:tcPr/>
-          <w:p>
-            <w:pPr>
-              <w:pStyle w:val="Compact"/>
-            </w:pPr>
-            <w:r>
-              <w:t xml:space="preserve">Kanıtsız iddia puanlanmaz</w:t>
+              <w:t xml:space="preserve">“it’s secure”</w:t>
+            </w:r>
+            <w:r>
+              <w:t xml:space="preserve"> </w:t>
+            </w:r>
+            <w:r>
+              <w:t xml:space="preserve">without showing evidence</w:t>
+            </w:r>
+          </w:p>
+        </w:tc>
+        <w:tc>
+          <w:tcPr/>
+          <w:p>
+            <w:pPr>
+              <w:pStyle w:val="Compact"/>
+            </w:pPr>
+            <w:r>
+              <w:t xml:space="preserve">A claim without evidence is not scored</w:t>
             </w:r>
           </w:p>
         </w:tc>
@@ -2220,18 +2238,18 @@
               <w:pStyle w:val="Compact"/>
             </w:pPr>
             <w:r>
-              <w:t xml:space="preserve">Varlık listesinde anahtarlar, günlükler ve kodun kendisi yok</w:t>
-            </w:r>
-          </w:p>
-        </w:tc>
-        <w:tc>
-          <w:tcPr/>
-          <w:p>
-            <w:pPr>
-              <w:pStyle w:val="Compact"/>
-            </w:pPr>
-            <w:r>
-              <w:t xml:space="preserve">Listede olmayan varlık korunmuyor demektir</w:t>
+              <w:t xml:space="preserve">Keys, logs and the code itself are missing from the asset list</w:t>
+            </w:r>
+          </w:p>
+        </w:tc>
+        <w:tc>
+          <w:tcPr/>
+          <w:p>
+            <w:pPr>
+              <w:pStyle w:val="Compact"/>
+            </w:pPr>
+            <w:r>
+              <w:t xml:space="preserve">An asset that is not in the list is treated as unprotected</w:t>
             </w:r>
           </w:p>
         </w:tc>
@@ -2244,18 +2262,18 @@
               <w:pStyle w:val="Compact"/>
             </w:pPr>
             <w:r>
-              <w:t xml:space="preserve">Tehdit tablosu arayüzlerden değil, genel bilgiden yazılmış</w:t>
-            </w:r>
-          </w:p>
-        </w:tc>
-        <w:tc>
-          <w:tcPr/>
-          <w:p>
-            <w:pPr>
-              <w:pStyle w:val="Compact"/>
-            </w:pPr>
-            <w:r>
-              <w:t xml:space="preserve">Projeye özgü tehditler kaçırılır</w:t>
+              <w:t xml:space="preserve">The threat table was written from general knowledge, not from the interfaces</w:t>
+            </w:r>
+          </w:p>
+        </w:tc>
+        <w:tc>
+          <w:tcPr/>
+          <w:p>
+            <w:pPr>
+              <w:pStyle w:val="Compact"/>
+            </w:pPr>
+            <w:r>
+              <w:t xml:space="preserve">Project-specific threats get missed</w:t>
             </w:r>
           </w:p>
         </w:tc>
@@ -2268,18 +2286,18 @@
               <w:pStyle w:val="Compact"/>
             </w:pPr>
             <w:r>
-              <w:t xml:space="preserve">Canlı gösterimin prova edilmemesi</w:t>
-            </w:r>
-          </w:p>
-        </w:tc>
-        <w:tc>
-          <w:tcPr/>
-          <w:p>
-            <w:pPr>
-              <w:pStyle w:val="Compact"/>
-            </w:pPr>
-            <w:r>
-              <w:t xml:space="preserve">Süre boşa gider; çalışmayan gösterim puanı düşürür</w:t>
+              <w:t xml:space="preserve">The live demonstration was not rehearsed</w:t>
+            </w:r>
+          </w:p>
+        </w:tc>
+        <w:tc>
+          <w:tcPr/>
+          <w:p>
+            <w:pPr>
+              <w:pStyle w:val="Compact"/>
+            </w:pPr>
+            <w:r>
+              <w:t xml:space="preserve">Time is wasted; a demonstration that does not work lowers the score</w:t>
             </w:r>
           </w:p>
         </w:tc>
@@ -2292,18 +2310,18 @@
               <w:pStyle w:val="Compact"/>
             </w:pPr>
             <w:r>
-              <w:t xml:space="preserve">Depoda gizli bilgi (parola, anahtar, kişisel veri)</w:t>
-            </w:r>
-          </w:p>
-        </w:tc>
-        <w:tc>
-          <w:tcPr/>
-          <w:p>
-            <w:pPr>
-              <w:pStyle w:val="Compact"/>
-            </w:pPr>
-            <w:r>
-              <w:t xml:space="preserve">Ciddi bir güvenlik hatası; bütün değerler sentetik olmalı</w:t>
+              <w:t xml:space="preserve">Secret information (password, key, personal data) in the repository</w:t>
+            </w:r>
+          </w:p>
+        </w:tc>
+        <w:tc>
+          <w:tcPr/>
+          <w:p>
+            <w:pPr>
+              <w:pStyle w:val="Compact"/>
+            </w:pPr>
+            <w:r>
+              <w:t xml:space="preserve">A serious security mistake; all values must be synthetic</w:t>
             </w:r>
           </w:p>
         </w:tc>
@@ -2318,13 +2336,13 @@
     </w:p>
     <w:bookmarkEnd w:id="33"/>
     <w:bookmarkEnd w:id="34"/>
-    <w:bookmarkStart w:id="38" w:name="akademik-dürüstlük"/>
+    <w:bookmarkStart w:id="38" w:name="academic-integrity"/>
     <w:p>
       <w:pPr>
         <w:pStyle w:val="Heading2"/>
       </w:pPr>
       <w:r>
-        <w:t xml:space="preserve">4. Akademik dürüstlük</w:t>
+        <w:t xml:space="preserve">4. Academic integrity</w:t>
       </w:r>
     </w:p>
     <w:p>
@@ -2332,31 +2350,31 @@
         <w:pStyle w:val="FirstParagraph"/>
       </w:pPr>
       <w:r>
-        <w:t xml:space="preserve">İzlencenin</w:t>
-      </w:r>
-      <w:r>
-        <w:t xml:space="preserve"> </w:t>
-      </w:r>
-      <w:r>
-        <w:t xml:space="preserve">“Akademik Dürüstlük”</w:t>
-      </w:r>
-      <w:r>
-        <w:t xml:space="preserve"> </w:t>
-      </w:r>
-      <w:r>
-        <w:t xml:space="preserve">bölümü projede de geçerlidir: başkasının kodunu ya da metnini kaynak göstermeden</w:t>
-      </w:r>
-      <w:r>
-        <w:t xml:space="preserve"> </w:t>
-      </w:r>
-      <w:r>
-        <w:t xml:space="preserve">kullanmak, takım dışından çalışma almak ve sonuçları uydurmak kabul edilmez. Teslim ettiğiniz her satırı açıklayabiliyor</w:t>
-      </w:r>
-      <w:r>
-        <w:t xml:space="preserve"> </w:t>
-      </w:r>
-      <w:r>
-        <w:t xml:space="preserve">olmalısınız. Gösterimde takımın her üyesine soru sorulabilir.</w:t>
+        <w:t xml:space="preserve">The</w:t>
+      </w:r>
+      <w:r>
+        <w:t xml:space="preserve"> </w:t>
+      </w:r>
+      <w:r>
+        <w:t xml:space="preserve">“Academic Integrity”</w:t>
+      </w:r>
+      <w:r>
+        <w:t xml:space="preserve"> </w:t>
+      </w:r>
+      <w:r>
+        <w:t xml:space="preserve">section of the syllabus applies to the project as well: using someone else’s code or text</w:t>
+      </w:r>
+      <w:r>
+        <w:t xml:space="preserve"> </w:t>
+      </w:r>
+      <w:r>
+        <w:t xml:space="preserve">without attribution, taking work from outside the team, and fabricating results are not acceptable. You must be able</w:t>
+      </w:r>
+      <w:r>
+        <w:t xml:space="preserve"> </w:t>
+      </w:r>
+      <w:r>
+        <w:t xml:space="preserve">to explain every line you submit. Any member of the team may be asked a question during the demonstration.</w:t>
       </w:r>
     </w:p>
     <w:p>
@@ -2368,7 +2386,7 @@
           <wp:inline>
             <wp:extent cx="5759999" cy="2283460"/>
             <wp:effectExtent b="0" l="0" r="0" t="0"/>
-            <wp:docPr descr="Rubriğin okunuşu" title="" id="36" name="Picture"/>
+            <wp:docPr descr="How the rubric is read" title="" id="36" name="Picture"/>
             <a:graphic>
               <a:graphicData uri="http://schemas.openxmlformats.org/drawingml/2006/picture">
                 <pic:pic>
@@ -2414,13 +2432,13 @@
       </w:r>
     </w:p>
     <w:bookmarkEnd w:id="38"/>
-    <w:bookmarkStart w:id="39" w:name="gösterimden-sonra"/>
+    <w:bookmarkStart w:id="39" w:name="after-the-demonstration"/>
     <w:p>
       <w:pPr>
         <w:pStyle w:val="Heading2"/>
       </w:pPr>
       <w:r>
-        <w:t xml:space="preserve">5. Gösterimden sonra</w:t>
+        <w:t xml:space="preserve">5. After the demonstration</w:t>
       </w:r>
     </w:p>
     <w:p>
@@ -2432,7 +2450,7 @@
         </w:numPr>
       </w:pPr>
       <w:r>
-        <w:t xml:space="preserve">Aldığınız geri bildirimleri bir</w:t>
+        <w:t xml:space="preserve">Write the feedback you received as a</w:t>
       </w:r>
       <w:r>
         <w:t xml:space="preserve"> </w:t>
@@ -2442,25 +2460,19 @@
           <w:b/>
           <w:bCs/>
         </w:rPr>
-        <w:t xml:space="preserve">bulgu listesi</w:t>
-      </w:r>
-      <w:r>
-        <w:t xml:space="preserve"> </w:t>
-      </w:r>
-      <w:r>
-        <w:t xml:space="preserve">olarak yazın (bulgu, önem, düzeltme planı, hedef tarih). Bu liste,</w:t>
-      </w:r>
-    </w:p>
-    <w:p>
-      <w:pPr>
-        <w:pStyle w:val="Compact"/>
-        <w:numPr>
-          <w:ilvl w:val="1"/>
-          <w:numId w:val="1026"/>
-        </w:numPr>
-      </w:pPr>
-      <w:r>
-        <w:t xml:space="preserve">haftada göreceğimiz değerlendirme sürecinin küçük bir modelidir.</w:t>
+        <w:t xml:space="preserve">finding list</w:t>
+      </w:r>
+      <w:r>
+        <w:t xml:space="preserve"> </w:t>
+      </w:r>
+      <w:r>
+        <w:t xml:space="preserve">(finding, severity, correction plan, target date). This list</w:t>
+      </w:r>
+      <w:r>
+        <w:t xml:space="preserve"> </w:t>
+      </w:r>
+      <w:r>
+        <w:t xml:space="preserve">is a small model of the assessment process you will see in Week 12.</w:t>
       </w:r>
     </w:p>
     <w:p>
@@ -2472,19 +2484,19 @@
         </w:numPr>
       </w:pPr>
       <w:r>
-        <w:t xml:space="preserve">Final kontrolünde beklenen bölümler (S6 kimlik doğrulama ve bağlama, S8 kripto ve anahtar yaşam döngüsü, S11 güvenli</w:t>
-      </w:r>
-      <w:r>
-        <w:t xml:space="preserve"> </w:t>
-      </w:r>
-      <w:r>
-        <w:t xml:space="preserve">iletişim, S14 varsayımlar ve devredilen gereksinimler, S15 derleme ve dağıtım hattı, S16 test sonuçları, S17 uyum</w:t>
-      </w:r>
-      <w:r>
-        <w:t xml:space="preserve"> </w:t>
-      </w:r>
-      <w:r>
-        <w:t xml:space="preserve">matrisi) 9–14. haftaların konularıyla doldurulacak.</w:t>
+        <w:t xml:space="preserve">The sections expected at the final checkpoint (S6 identity and binding, S8 cryptography and key lifecycle, S11</w:t>
+      </w:r>
+      <w:r>
+        <w:t xml:space="preserve"> </w:t>
+      </w:r>
+      <w:r>
+        <w:t xml:space="preserve">secure communication, S14 assumptions and deferred requirements, S15 build and deployment pipeline, S16 test</w:t>
+      </w:r>
+      <w:r>
+        <w:t xml:space="preserve"> </w:t>
+      </w:r>
+      <w:r>
+        <w:t xml:space="preserve">results, S17 compliance matrix) will be filled in with the topics of weeks 9–14.</w:t>
       </w:r>
     </w:p>
     <w:bookmarkEnd w:id="39"/>
@@ -2968,91 +2980,6 @@
       <w:rPr>
         <w:rFonts w:ascii="Wingdings" w:hAnsi="Wingdings" w:cs="Wingdings" w:hint="default"/>
       </w:rPr>
-    </w:lvl>
-  </w:abstractNum>
-  <w:abstractNum w:abstractNumId="994112">
-    <w:nsid w:val="0A994112"/>
-    <w:multiLevelType w:val="multilevel"/>
-    <w:lvl w:ilvl="0">
-      <w:start w:val="12"/>
-      <w:numFmt w:val="decimal"/>
-      <w:lvlText w:val="%1."/>
-      <w:lvlJc w:val="left"/>
-      <w:pPr>
-        <w:ind w:left="720" w:hanging="360"/>
-      </w:pPr>
-    </w:lvl>
-    <w:lvl w:ilvl="1">
-      <w:start w:val="12"/>
-      <w:numFmt w:val="decimal"/>
-      <w:lvlText w:val="%2."/>
-      <w:lvlJc w:val="left"/>
-      <w:pPr>
-        <w:ind w:left="1440" w:hanging="360"/>
-      </w:pPr>
-    </w:lvl>
-    <w:lvl w:ilvl="2">
-      <w:start w:val="12"/>
-      <w:numFmt w:val="decimal"/>
-      <w:lvlText w:val="%3."/>
-      <w:lvlJc w:val="left"/>
-      <w:pPr>
-        <w:ind w:left="2160" w:hanging="360"/>
-      </w:pPr>
-    </w:lvl>
-    <w:lvl w:ilvl="3">
-      <w:start w:val="12"/>
-      <w:numFmt w:val="decimal"/>
-      <w:lvlText w:val="%4."/>
-      <w:lvlJc w:val="left"/>
-      <w:pPr>
-        <w:ind w:left="2880" w:hanging="360"/>
-      </w:pPr>
-    </w:lvl>
-    <w:lvl w:ilvl="4">
-      <w:start w:val="12"/>
-      <w:numFmt w:val="decimal"/>
-      <w:lvlText w:val="%5."/>
-      <w:lvlJc w:val="left"/>
-      <w:pPr>
-        <w:ind w:left="3600" w:hanging="360"/>
-      </w:pPr>
-    </w:lvl>
-    <w:lvl w:ilvl="5">
-      <w:start w:val="12"/>
-      <w:numFmt w:val="decimal"/>
-      <w:lvlText w:val="%6."/>
-      <w:lvlJc w:val="left"/>
-      <w:pPr>
-        <w:ind w:left="4320" w:hanging="360"/>
-      </w:pPr>
-    </w:lvl>
-    <w:lvl w:ilvl="6">
-      <w:start w:val="12"/>
-      <w:numFmt w:val="decimal"/>
-      <w:lvlText w:val="%7."/>
-      <w:lvlJc w:val="left"/>
-      <w:pPr>
-        <w:ind w:left="5040" w:hanging="360"/>
-      </w:pPr>
-    </w:lvl>
-    <w:lvl w:ilvl="7">
-      <w:start w:val="12"/>
-      <w:numFmt w:val="decimal"/>
-      <w:lvlText w:val="%8."/>
-      <w:lvlJc w:val="left"/>
-      <w:pPr>
-        <w:ind w:left="5760" w:hanging="360"/>
-      </w:pPr>
-    </w:lvl>
-    <w:lvl w:ilvl="8">
-      <w:start w:val="12"/>
-      <w:numFmt w:val="decimal"/>
-      <w:lvlText w:val="%9."/>
-      <w:lvlJc w:val="left"/>
-      <w:pPr>
-        <w:ind w:left="6480" w:hanging="360"/>
-      </w:pPr>
     </w:lvl>
   </w:abstractNum>
   <w:num w:numId="1000">
@@ -3159,36 +3086,6 @@
   </w:num>
   <w:num w:numId="1025">
     <w:abstractNumId w:val="991"/>
-  </w:num>
-  <w:num w:numId="1026">
-    <w:abstractNumId w:val="994112"/>
-    <w:lvlOverride w:ilvl="0">
-      <w:startOverride w:val="12"/>
-    </w:lvlOverride>
-    <w:lvlOverride w:ilvl="1">
-      <w:startOverride w:val="12"/>
-    </w:lvlOverride>
-    <w:lvlOverride w:ilvl="2">
-      <w:startOverride w:val="12"/>
-    </w:lvlOverride>
-    <w:lvlOverride w:ilvl="3">
-      <w:startOverride w:val="12"/>
-    </w:lvlOverride>
-    <w:lvlOverride w:ilvl="4">
-      <w:startOverride w:val="12"/>
-    </w:lvlOverride>
-    <w:lvlOverride w:ilvl="5">
-      <w:startOverride w:val="12"/>
-    </w:lvlOverride>
-    <w:lvlOverride w:ilvl="6">
-      <w:startOverride w:val="12"/>
-    </w:lvlOverride>
-    <w:lvlOverride w:ilvl="7">
-      <w:startOverride w:val="12"/>
-    </w:lvlOverride>
-    <w:lvlOverride w:ilvl="8">
-      <w:startOverride w:val="12"/>
-    </w:lvlOverride>
   </w:num>
 </w:numbering>
 </file>

--- a/docs/week-7/cen429-week-7-ders-notu.en.docx
+++ b/docs/week-7/cen429-week-7-ders-notu.en.docx
@@ -2,7 +2,7 @@
 <file path=word/document.xml><?xml version="1.0" encoding="utf-8"?>
 <w:document xmlns:w="http://schemas.openxmlformats.org/wordprocessingml/2006/main" xmlns:m="http://schemas.openxmlformats.org/officeDocument/2006/math" xmlns:r="http://schemas.openxmlformats.org/officeDocument/2006/relationships" xmlns:o="urn:schemas-microsoft-com:office:office" xmlns:v="urn:schemas-microsoft-com:vml" xmlns:w10="urn:schemas-microsoft-com:office:word" xmlns:a="http://schemas.openxmlformats.org/drawingml/2006/main" xmlns:pic="http://schemas.openxmlformats.org/drawingml/2006/picture" xmlns:wp="http://schemas.openxmlformats.org/drawingml/2006/wordprocessingDrawing">
   <w:body>
-    <w:bookmarkStart w:id="40" w:name="week-7-midterm-project-demonstrations"/>
+    <w:bookmarkStart w:id="47" w:name="week-7-midterm-project-demonstrations"/>
     <w:p>
       <w:pPr>
         <w:pStyle w:val="Heading1"/>
@@ -228,7 +228,7 @@
         </w:pict>
       </w:r>
     </w:p>
-    <w:bookmarkStart w:id="24" w:name="what-does-the-midterm-checkpoint-measure"/>
+    <w:bookmarkStart w:id="30" w:name="what-does-the-midterm-checkpoint-measure"/>
     <w:p>
       <w:pPr>
         <w:pStyle w:val="Heading2"/>
@@ -258,7 +258,7 @@
       <w:r>
         <w:drawing>
           <wp:inline>
-            <wp:extent cx="5759999" cy="2748610"/>
+            <wp:extent cx="5759999" cy="1170038"/>
             <wp:effectExtent b="0" l="0" r="0" t="0"/>
             <wp:docPr descr="Demonstration day flow" title="" id="21" name="Picture"/>
             <a:graphic>
@@ -279,7 +279,7 @@
                   <pic:spPr bwMode="auto">
                     <a:xfrm>
                       <a:off x="0" y="0"/>
-                      <a:ext cx="5759999" cy="2748610"/>
+                      <a:ext cx="5759999" cy="1170038"/>
                     </a:xfrm>
                     <a:prstGeom prst="rect">
                       <a:avLst/>
@@ -404,9 +404,28 @@
             <w:pPr>
               <w:pStyle w:val="Compact"/>
             </w:pPr>
-            <w:r>
-              <w:t xml:space="preserve">1, 2</w:t>
-            </w:r>
+            <w:hyperlink r:id="rId23">
+              <w:r>
+                <w:rPr>
+                  <w:rStyle w:val="Hyperlink"/>
+                </w:rPr>
+                <w:t xml:space="preserve">1</w:t>
+              </w:r>
+            </w:hyperlink>
+            <w:r>
+              <w:t xml:space="preserve">,</w:t>
+            </w:r>
+            <w:r>
+              <w:t xml:space="preserve"> </w:t>
+            </w:r>
+            <w:hyperlink r:id="rId24">
+              <w:r>
+                <w:rPr>
+                  <w:rStyle w:val="Hyperlink"/>
+                </w:rPr>
+                <w:t xml:space="preserve">2</w:t>
+              </w:r>
+            </w:hyperlink>
           </w:p>
         </w:tc>
       </w:tr>
@@ -454,9 +473,28 @@
             <w:pPr>
               <w:pStyle w:val="Compact"/>
             </w:pPr>
-            <w:r>
-              <w:t xml:space="preserve">1, 3</w:t>
-            </w:r>
+            <w:hyperlink r:id="rId23">
+              <w:r>
+                <w:rPr>
+                  <w:rStyle w:val="Hyperlink"/>
+                </w:rPr>
+                <w:t xml:space="preserve">1</w:t>
+              </w:r>
+            </w:hyperlink>
+            <w:r>
+              <w:t xml:space="preserve">,</w:t>
+            </w:r>
+            <w:r>
+              <w:t xml:space="preserve"> </w:t>
+            </w:r>
+            <w:hyperlink r:id="rId25">
+              <w:r>
+                <w:rPr>
+                  <w:rStyle w:val="Hyperlink"/>
+                </w:rPr>
+                <w:t xml:space="preserve">3</w:t>
+              </w:r>
+            </w:hyperlink>
           </w:p>
         </w:tc>
       </w:tr>
@@ -504,9 +542,28 @@
             <w:pPr>
               <w:pStyle w:val="Compact"/>
             </w:pPr>
-            <w:r>
-              <w:t xml:space="preserve">4, 6</w:t>
-            </w:r>
+            <w:hyperlink r:id="rId26">
+              <w:r>
+                <w:rPr>
+                  <w:rStyle w:val="Hyperlink"/>
+                </w:rPr>
+                <w:t xml:space="preserve">4</w:t>
+              </w:r>
+            </w:hyperlink>
+            <w:r>
+              <w:t xml:space="preserve">,</w:t>
+            </w:r>
+            <w:r>
+              <w:t xml:space="preserve"> </w:t>
+            </w:r>
+            <w:hyperlink r:id="rId27">
+              <w:r>
+                <w:rPr>
+                  <w:rStyle w:val="Hyperlink"/>
+                </w:rPr>
+                <w:t xml:space="preserve">6</w:t>
+              </w:r>
+            </w:hyperlink>
           </w:p>
         </w:tc>
       </w:tr>
@@ -554,9 +611,28 @@
             <w:pPr>
               <w:pStyle w:val="Compact"/>
             </w:pPr>
-            <w:r>
-              <w:t xml:space="preserve">1, 5</w:t>
-            </w:r>
+            <w:hyperlink r:id="rId23">
+              <w:r>
+                <w:rPr>
+                  <w:rStyle w:val="Hyperlink"/>
+                </w:rPr>
+                <w:t xml:space="preserve">1</w:t>
+              </w:r>
+            </w:hyperlink>
+            <w:r>
+              <w:t xml:space="preserve">,</w:t>
+            </w:r>
+            <w:r>
+              <w:t xml:space="preserve"> </w:t>
+            </w:r>
+            <w:hyperlink r:id="rId28">
+              <w:r>
+                <w:rPr>
+                  <w:rStyle w:val="Hyperlink"/>
+                </w:rPr>
+                <w:t xml:space="preserve">5</w:t>
+              </w:r>
+            </w:hyperlink>
           </w:p>
         </w:tc>
       </w:tr>
@@ -611,7 +687,7 @@
         </w:tc>
       </w:tr>
     </w:tbl>
-    <w:bookmarkStart w:id="23" w:name="X8f9df3eb8a1ad2692d0d3d39019bc6c8b093a52"/>
+    <w:bookmarkStart w:id="29" w:name="X8f9df3eb8a1ad2692d0d3d39019bc6c8b093a52"/>
     <w:p>
       <w:pPr>
         <w:pStyle w:val="Heading3"/>
@@ -1155,9 +1231,9 @@
         </w:pict>
       </w:r>
     </w:p>
-    <w:bookmarkEnd w:id="23"/>
-    <w:bookmarkEnd w:id="24"/>
-    <w:bookmarkStart w:id="28" w:name="week-by-week-preparation-checklist"/>
+    <w:bookmarkEnd w:id="29"/>
+    <w:bookmarkEnd w:id="30"/>
+    <w:bookmarkStart w:id="34" w:name="week-by-week-preparation-checklist"/>
     <w:p>
       <w:pPr>
         <w:pStyle w:val="Heading2"/>
@@ -1199,20 +1275,20 @@
       <w:r>
         <w:drawing>
           <wp:inline>
-            <wp:extent cx="5759999" cy="2687780"/>
+            <wp:extent cx="5759999" cy="3319510"/>
             <wp:effectExtent b="0" l="0" r="0" t="0"/>
-            <wp:docPr descr="RAP1 submission contents" title="" id="26" name="Picture"/>
+            <wp:docPr descr="RAP1 submission contents" title="" id="32" name="Picture"/>
             <a:graphic>
               <a:graphicData uri="http://schemas.openxmlformats.org/drawingml/2006/picture">
                 <pic:pic>
                   <pic:nvPicPr>
-                    <pic:cNvPr descr="h07-02-rap1.png" id="27" name="Picture"/>
+                    <pic:cNvPr descr="h07-02-rap1.png" id="33" name="Picture"/>
                     <pic:cNvPicPr>
                       <a:picLocks noChangeArrowheads="1" noChangeAspect="1"/>
                     </pic:cNvPicPr>
                   </pic:nvPicPr>
                   <pic:blipFill>
-                    <a:blip r:embed="rId25"/>
+                    <a:blip r:embed="rId31"/>
                     <a:stretch>
                       <a:fillRect/>
                     </a:stretch>
@@ -1220,7 +1296,7 @@
                   <pic:spPr bwMode="auto">
                     <a:xfrm>
                       <a:off x="0" y="0"/>
-                      <a:ext cx="5759999" cy="2687780"/>
+                      <a:ext cx="5759999" cy="3319510"/>
                     </a:xfrm>
                     <a:prstGeom prst="rect">
                       <a:avLst/>
@@ -1253,6 +1329,25 @@
     </w:p>
     <w:p>
       <w:pPr>
+        <w:pStyle w:val="BlockText"/>
+      </w:pPr>
+      <w:r>
+        <w:t xml:space="preserve">Source:</w:t>
+      </w:r>
+      <w:r>
+        <w:t xml:space="preserve"> </w:t>
+      </w:r>
+      <w:hyperlink r:id="rId23">
+        <w:r>
+          <w:rPr>
+            <w:rStyle w:val="Hyperlink"/>
+          </w:rPr>
+          <w:t xml:space="preserve">Week 1 · Term project</w:t>
+        </w:r>
+      </w:hyperlink>
+    </w:p>
+    <w:p>
+      <w:pPr>
         <w:pStyle w:val="Compact"/>
         <w:numPr>
           <w:ilvl w:val="0"/>
@@ -1372,6 +1467,25 @@
     </w:p>
     <w:p>
       <w:pPr>
+        <w:pStyle w:val="BlockText"/>
+      </w:pPr>
+      <w:r>
+        <w:t xml:space="preserve">Source:</w:t>
+      </w:r>
+      <w:r>
+        <w:t xml:space="preserve"> </w:t>
+      </w:r>
+      <w:hyperlink r:id="rId24">
+        <w:r>
+          <w:rPr>
+            <w:rStyle w:val="Hyperlink"/>
+          </w:rPr>
+          <w:t xml:space="preserve">Week 2 · Term project</w:t>
+        </w:r>
+      </w:hyperlink>
+    </w:p>
+    <w:p>
+      <w:pPr>
         <w:pStyle w:val="Compact"/>
         <w:numPr>
           <w:ilvl w:val="0"/>
@@ -1452,6 +1566,25 @@
     </w:p>
     <w:p>
       <w:pPr>
+        <w:pStyle w:val="BlockText"/>
+      </w:pPr>
+      <w:r>
+        <w:t xml:space="preserve">Source:</w:t>
+      </w:r>
+      <w:r>
+        <w:t xml:space="preserve"> </w:t>
+      </w:r>
+      <w:hyperlink r:id="rId25">
+        <w:r>
+          <w:rPr>
+            <w:rStyle w:val="Hyperlink"/>
+          </w:rPr>
+          <w:t xml:space="preserve">Week 3 · Term project</w:t>
+        </w:r>
+      </w:hyperlink>
+    </w:p>
+    <w:p>
+      <w:pPr>
         <w:pStyle w:val="Compact"/>
         <w:numPr>
           <w:ilvl w:val="0"/>
@@ -1528,6 +1661,25 @@
     </w:p>
     <w:p>
       <w:pPr>
+        <w:pStyle w:val="BlockText"/>
+      </w:pPr>
+      <w:r>
+        <w:t xml:space="preserve">Source:</w:t>
+      </w:r>
+      <w:r>
+        <w:t xml:space="preserve"> </w:t>
+      </w:r>
+      <w:hyperlink r:id="rId26">
+        <w:r>
+          <w:rPr>
+            <w:rStyle w:val="Hyperlink"/>
+          </w:rPr>
+          <w:t xml:space="preserve">Week 4 · Term project</w:t>
+        </w:r>
+      </w:hyperlink>
+    </w:p>
+    <w:p>
+      <w:pPr>
         <w:pStyle w:val="Compact"/>
         <w:numPr>
           <w:ilvl w:val="0"/>
@@ -1627,6 +1779,25 @@
     </w:p>
     <w:p>
       <w:pPr>
+        <w:pStyle w:val="BlockText"/>
+      </w:pPr>
+      <w:r>
+        <w:t xml:space="preserve">Source:</w:t>
+      </w:r>
+      <w:r>
+        <w:t xml:space="preserve"> </w:t>
+      </w:r>
+      <w:hyperlink r:id="rId28">
+        <w:r>
+          <w:rPr>
+            <w:rStyle w:val="Hyperlink"/>
+          </w:rPr>
+          <w:t xml:space="preserve">Week 5 · Term project</w:t>
+        </w:r>
+      </w:hyperlink>
+    </w:p>
+    <w:p>
+      <w:pPr>
         <w:pStyle w:val="Compact"/>
         <w:numPr>
           <w:ilvl w:val="0"/>
@@ -1663,6 +1834,25 @@
     </w:p>
     <w:p>
       <w:pPr>
+        <w:pStyle w:val="BlockText"/>
+      </w:pPr>
+      <w:r>
+        <w:t xml:space="preserve">Source:</w:t>
+      </w:r>
+      <w:r>
+        <w:t xml:space="preserve"> </w:t>
+      </w:r>
+      <w:hyperlink r:id="rId27">
+        <w:r>
+          <w:rPr>
+            <w:rStyle w:val="Hyperlink"/>
+          </w:rPr>
+          <w:t xml:space="preserve">Week 6 · Term project</w:t>
+        </w:r>
+      </w:hyperlink>
+    </w:p>
+    <w:p>
+      <w:pPr>
         <w:pStyle w:val="Compact"/>
         <w:numPr>
           <w:ilvl w:val="0"/>
@@ -1704,8 +1894,8 @@
         </w:pict>
       </w:r>
     </w:p>
-    <w:bookmarkEnd w:id="28"/>
-    <w:bookmarkStart w:id="34" w:name="demonstration-suggested-flow"/>
+    <w:bookmarkEnd w:id="34"/>
+    <w:bookmarkStart w:id="40" w:name="demonstration-suggested-flow"/>
     <w:p>
       <w:pPr>
         <w:pStyle w:val="Heading2"/>
@@ -1735,20 +1925,20 @@
       <w:r>
         <w:drawing>
           <wp:inline>
-            <wp:extent cx="5759999" cy="2470728"/>
+            <wp:extent cx="5759999" cy="1837759"/>
             <wp:effectExtent b="0" l="0" r="0" t="0"/>
-            <wp:docPr descr="Common mistakes in the demonstration" title="" id="30" name="Picture"/>
+            <wp:docPr descr="Common mistakes in the demonstration" title="" id="36" name="Picture"/>
             <a:graphic>
               <a:graphicData uri="http://schemas.openxmlformats.org/drawingml/2006/picture">
                 <pic:pic>
                   <pic:nvPicPr>
-                    <pic:cNvPr descr="h07-03-sik-hatalar.png" id="31" name="Picture"/>
+                    <pic:cNvPr descr="h07-03-sik-hatalar.png" id="37" name="Picture"/>
                     <pic:cNvPicPr>
                       <a:picLocks noChangeArrowheads="1" noChangeAspect="1"/>
                     </pic:cNvPicPr>
                   </pic:nvPicPr>
                   <pic:blipFill>
-                    <a:blip r:embed="rId29"/>
+                    <a:blip r:embed="rId35"/>
                     <a:stretch>
                       <a:fillRect/>
                     </a:stretch>
@@ -1756,7 +1946,7 @@
                   <pic:spPr bwMode="auto">
                     <a:xfrm>
                       <a:off x="0" y="0"/>
-                      <a:ext cx="5759999" cy="2470728"/>
+                      <a:ext cx="5759999" cy="1837759"/>
                     </a:xfrm>
                     <a:prstGeom prst="rect">
                       <a:avLst/>
@@ -2023,7 +2213,7 @@
         <w:t xml:space="preserve">does not exist yet, in the assessor’s eyes.</w:t>
       </w:r>
     </w:p>
-    <w:bookmarkStart w:id="32" w:name="X46943baf8a3f49bee48595db689bf5d7997106b"/>
+    <w:bookmarkStart w:id="38" w:name="X46943baf8a3f49bee48595db689bf5d7997106b"/>
     <w:p>
       <w:pPr>
         <w:pStyle w:val="Heading3"/>
@@ -2122,8 +2312,8 @@
         <w:t xml:space="preserve">Which section describes the control for T3 in your threat table, and how was it tested?</w:t>
       </w:r>
     </w:p>
-    <w:bookmarkEnd w:id="32"/>
-    <w:bookmarkStart w:id="33" w:name="common-mistakes"/>
+    <w:bookmarkEnd w:id="38"/>
+    <w:bookmarkStart w:id="39" w:name="common-mistakes"/>
     <w:p>
       <w:pPr>
         <w:pStyle w:val="Heading3"/>
@@ -2334,9 +2524,9 @@
         </w:pict>
       </w:r>
     </w:p>
-    <w:bookmarkEnd w:id="33"/>
-    <w:bookmarkEnd w:id="34"/>
-    <w:bookmarkStart w:id="38" w:name="academic-integrity"/>
+    <w:bookmarkEnd w:id="39"/>
+    <w:bookmarkEnd w:id="40"/>
+    <w:bookmarkStart w:id="44" w:name="academic-integrity"/>
     <w:p>
       <w:pPr>
         <w:pStyle w:val="Heading2"/>
@@ -2384,20 +2574,20 @@
       <w:r>
         <w:drawing>
           <wp:inline>
-            <wp:extent cx="5759999" cy="2283460"/>
+            <wp:extent cx="5759999" cy="1265750"/>
             <wp:effectExtent b="0" l="0" r="0" t="0"/>
-            <wp:docPr descr="How the rubric is read" title="" id="36" name="Picture"/>
+            <wp:docPr descr="How the rubric is read" title="" id="42" name="Picture"/>
             <a:graphic>
               <a:graphicData uri="http://schemas.openxmlformats.org/drawingml/2006/picture">
                 <pic:pic>
                   <pic:nvPicPr>
-                    <pic:cNvPr descr="h07-04-rubrik.png" id="37" name="Picture"/>
+                    <pic:cNvPr descr="h07-04-rubrik.png" id="43" name="Picture"/>
                     <pic:cNvPicPr>
                       <a:picLocks noChangeArrowheads="1" noChangeAspect="1"/>
                     </pic:cNvPicPr>
                   </pic:nvPicPr>
                   <pic:blipFill>
-                    <a:blip r:embed="rId35"/>
+                    <a:blip r:embed="rId41"/>
                     <a:stretch>
                       <a:fillRect/>
                     </a:stretch>
@@ -2405,7 +2595,7 @@
                   <pic:spPr bwMode="auto">
                     <a:xfrm>
                       <a:off x="0" y="0"/>
-                      <a:ext cx="5759999" cy="2283460"/>
+                      <a:ext cx="5759999" cy="1265750"/>
                     </a:xfrm>
                     <a:prstGeom prst="rect">
                       <a:avLst/>
@@ -2431,8 +2621,8 @@
         </w:pict>
       </w:r>
     </w:p>
-    <w:bookmarkEnd w:id="38"/>
-    <w:bookmarkStart w:id="39" w:name="after-the-demonstration"/>
+    <w:bookmarkEnd w:id="44"/>
+    <w:bookmarkStart w:id="46" w:name="after-the-demonstration"/>
     <w:p>
       <w:pPr>
         <w:pStyle w:val="Heading2"/>
@@ -2472,7 +2662,21 @@
         <w:t xml:space="preserve"> </w:t>
       </w:r>
       <w:r>
-        <w:t xml:space="preserve">is a small model of the assessment process you will see in Week 12.</w:t>
+        <w:t xml:space="preserve">is a small model of the assessment process you will see in</w:t>
+      </w:r>
+      <w:r>
+        <w:t xml:space="preserve"> </w:t>
+      </w:r>
+      <w:hyperlink r:id="rId45">
+        <w:r>
+          <w:rPr>
+            <w:rStyle w:val="Hyperlink"/>
+          </w:rPr>
+          <w:t xml:space="preserve">Week 12</w:t>
+        </w:r>
+      </w:hyperlink>
+      <w:r>
+        <w:t xml:space="preserve">.</w:t>
       </w:r>
     </w:p>
     <w:p>
@@ -2499,8 +2703,8 @@
         <w:t xml:space="preserve">results, S17 compliance matrix) will be filled in with the topics of weeks 9–14.</w:t>
       </w:r>
     </w:p>
-    <w:bookmarkEnd w:id="39"/>
-    <w:bookmarkEnd w:id="40"/>
+    <w:bookmarkEnd w:id="46"/>
+    <w:bookmarkEnd w:id="47"/>
     <w:sectPr>
       <w:headerReference r:id="rId9" w:type="default"/>
       <w:footerReference r:id="rId10" w:type="default"/>

--- a/docs/week-7/cen429-week-7-ders-notu.en.docx
+++ b/docs/week-7/cen429-week-7-ders-notu.en.docx
@@ -2,7 +2,7 @@
 <file path=word/document.xml><?xml version="1.0" encoding="utf-8"?>
 <w:document xmlns:w="http://schemas.openxmlformats.org/wordprocessingml/2006/main" xmlns:m="http://schemas.openxmlformats.org/officeDocument/2006/math" xmlns:r="http://schemas.openxmlformats.org/officeDocument/2006/relationships" xmlns:o="urn:schemas-microsoft-com:office:office" xmlns:v="urn:schemas-microsoft-com:vml" xmlns:w10="urn:schemas-microsoft-com:office:word" xmlns:a="http://schemas.openxmlformats.org/drawingml/2006/main" xmlns:pic="http://schemas.openxmlformats.org/drawingml/2006/picture" xmlns:wp="http://schemas.openxmlformats.org/drawingml/2006/wordprocessingDrawing">
   <w:body>
-    <w:bookmarkStart w:id="47" w:name="week-7-midterm-project-demonstrations"/>
+    <w:bookmarkStart w:id="49" w:name="week-7-midterm-project-demonstrations"/>
     <w:p>
       <w:pPr>
         <w:pStyle w:val="Heading1"/>
@@ -1895,7 +1895,7 @@
       </w:r>
     </w:p>
     <w:bookmarkEnd w:id="34"/>
-    <w:bookmarkStart w:id="40" w:name="demonstration-suggested-flow"/>
+    <w:bookmarkStart w:id="42" w:name="demonstration-suggested-flow"/>
     <w:p>
       <w:pPr>
         <w:pStyle w:val="Heading2"/>
@@ -2213,13 +2213,35 @@
         <w:t xml:space="preserve">does not exist yet, in the assessor’s eyes.</w:t>
       </w:r>
     </w:p>
-    <w:bookmarkStart w:id="38" w:name="X46943baf8a3f49bee48595db689bf5d7997106b"/>
+    <w:bookmarkStart w:id="39" w:name="demo-checklist-local"/>
     <w:p>
       <w:pPr>
         <w:pStyle w:val="Heading3"/>
       </w:pPr>
       <w:r>
-        <w:t xml:space="preserve">Sample questions you may be asked during the demonstration</w:t>
+        <w:t xml:space="preserve">Demo checklist (local)</w:t>
+      </w:r>
+    </w:p>
+    <w:p>
+      <w:pPr>
+        <w:pStyle w:val="FirstParagraph"/>
+      </w:pPr>
+      <w:r>
+        <w:t xml:space="preserve">A private repository has no GitHub Pages site, so you show the project locally (details:</w:t>
+      </w:r>
+      <w:r>
+        <w:t xml:space="preserve"> </w:t>
+      </w:r>
+      <w:hyperlink r:id="rId38">
+        <w:r>
+          <w:rPr>
+            <w:rStyle w:val="Hyperlink"/>
+          </w:rPr>
+          <w:t xml:space="preserve">Project Guide</w:t>
+        </w:r>
+      </w:hyperlink>
+      <w:r>
+        <w:t xml:space="preserve">). What you open and show, in this order:</w:t>
       </w:r>
     </w:p>
     <w:p>
@@ -2231,7 +2253,44 @@
         </w:numPr>
       </w:pPr>
       <w:r>
-        <w:t xml:space="preserve">In your interface table, which flow crossing a trust boundary is the riskiest? Why?</w:t>
+        <w:t xml:space="preserve">The</w:t>
+      </w:r>
+      <w:r>
+        <w:t xml:space="preserve"> </w:t>
+      </w:r>
+      <w:r>
+        <w:rPr>
+          <w:b/>
+          <w:bCs/>
+        </w:rPr>
+        <w:t xml:space="preserve">home page</w:t>
+      </w:r>
+      <w:r>
+        <w:t xml:space="preserve"> </w:t>
+      </w:r>
+      <w:r>
+        <w:t xml:space="preserve">of the local site (</w:t>
+      </w:r>
+      <w:r>
+        <w:rPr>
+          <w:rStyle w:val="VerbatimChar"/>
+        </w:rPr>
+        <w:t xml:space="preserve">9-open-site-...</w:t>
+      </w:r>
+      <w:r>
+        <w:t xml:space="preserve">, on</w:t>
+      </w:r>
+      <w:r>
+        <w:t xml:space="preserve"> </w:t>
+      </w:r>
+      <w:r>
+        <w:rPr>
+          <w:rStyle w:val="VerbatimChar"/>
+        </w:rPr>
+        <w:t xml:space="preserve">http://localhost</w:t>
+      </w:r>
+      <w:r>
+        <w:t xml:space="preserve">).</w:t>
       </w:r>
     </w:p>
     <w:p>
@@ -2243,13 +2302,17 @@
         </w:numPr>
       </w:pPr>
       <w:r>
-        <w:t xml:space="preserve">How long does this asset stay unencrypted in memory? Where is it wiped? How did you confirm the compiler did not</w:t>
-      </w:r>
-      <w:r>
-        <w:t xml:space="preserve"> </w:t>
-      </w:r>
-      <w:r>
-        <w:t xml:space="preserve">remove the wipe?</w:t>
+        <w:rPr>
+          <w:b/>
+          <w:bCs/>
+        </w:rPr>
+        <w:t xml:space="preserve">Each report page:</w:t>
+      </w:r>
+      <w:r>
+        <w:t xml:space="preserve"> </w:t>
+      </w:r>
+      <w:r>
+        <w:t xml:space="preserve">tests, code coverage, documentation coverage (Windows and Linux).</w:t>
       </w:r>
     </w:p>
     <w:p>
@@ -2261,7 +2324,20 @@
         </w:numPr>
       </w:pPr>
       <w:r>
-        <w:t xml:space="preserve">Where does your encryption key come from, where does it live? Can the nonce repeat?</w:t>
+        <w:t xml:space="preserve">The</w:t>
+      </w:r>
+      <w:r>
+        <w:t xml:space="preserve"> </w:t>
+      </w:r>
+      <w:r>
+        <w:rPr>
+          <w:b/>
+          <w:bCs/>
+        </w:rPr>
+        <w:t xml:space="preserve">API docs</w:t>
+      </w:r>
+      <w:r>
+        <w:t xml:space="preserve">.</w:t>
       </w:r>
     </w:p>
     <w:p>
@@ -2273,7 +2349,38 @@
         </w:numPr>
       </w:pPr>
       <w:r>
-        <w:t xml:space="preserve">Which compiler protection is turned off? Why?</w:t>
+        <w:t xml:space="preserve">The</w:t>
+      </w:r>
+      <w:r>
+        <w:t xml:space="preserve"> </w:t>
+      </w:r>
+      <w:r>
+        <w:rPr>
+          <w:rStyle w:val="VerbatimChar"/>
+          <w:b/>
+          <w:bCs/>
+        </w:rPr>
+        <w:t xml:space="preserve">release/</w:t>
+      </w:r>
+      <w:r>
+        <w:rPr>
+          <w:b/>
+          <w:bCs/>
+        </w:rPr>
+        <w:t xml:space="preserve"> </w:t>
+      </w:r>
+      <w:r>
+        <w:rPr>
+          <w:b/>
+          <w:bCs/>
+        </w:rPr>
+        <w:t xml:space="preserve">folder</w:t>
+      </w:r>
+      <w:r>
+        <w:t xml:space="preserve"> </w:t>
+      </w:r>
+      <w:r>
+        <w:t xml:space="preserve">listing.</w:t>
       </w:r>
     </w:p>
     <w:p>
@@ -2285,7 +2392,17 @@
         </w:numPr>
       </w:pPr>
       <w:r>
-        <w:t xml:space="preserve">What happens when your RASP check fails? Is the response right next to the trigger?</w:t>
+        <w:rPr>
+          <w:b/>
+          <w:bCs/>
+        </w:rPr>
+        <w:t xml:space="preserve">Run the app</w:t>
+      </w:r>
+      <w:r>
+        <w:t xml:space="preserve"> </w:t>
+      </w:r>
+      <w:r>
+        <w:t xml:space="preserve">from the release archive.</w:t>
       </w:r>
     </w:p>
     <w:p>
@@ -2297,7 +2414,33 @@
         </w:numPr>
       </w:pPr>
       <w:r>
-        <w:t xml:space="preserve">Does your SBOM contain a component with a known vulnerability? Are you affected?</w:t>
+        <w:t xml:space="preserve">The</w:t>
+      </w:r>
+      <w:r>
+        <w:t xml:space="preserve"> </w:t>
+      </w:r>
+      <w:r>
+        <w:rPr>
+          <w:b/>
+          <w:bCs/>
+        </w:rPr>
+        <w:t xml:space="preserve">GitHub Release page</w:t>
+      </w:r>
+      <w:r>
+        <w:t xml:space="preserve"> </w:t>
+      </w:r>
+      <w:r>
+        <w:t xml:space="preserve">of your private repository (the instructor is a collaborator).</w:t>
+      </w:r>
+    </w:p>
+    <w:bookmarkEnd w:id="39"/>
+    <w:bookmarkStart w:id="40" w:name="X46943baf8a3f49bee48595db689bf5d7997106b"/>
+    <w:p>
+      <w:pPr>
+        <w:pStyle w:val="Heading3"/>
+      </w:pPr>
+      <w:r>
+        <w:t xml:space="preserve">Sample questions you may be asked during the demonstration</w:t>
       </w:r>
     </w:p>
     <w:p>
@@ -2305,15 +2448,93 @@
         <w:pStyle w:val="Compact"/>
         <w:numPr>
           <w:ilvl w:val="0"/>
-          <w:numId w:val="1024"/>
+          <w:numId w:val="1025"/>
         </w:numPr>
       </w:pPr>
       <w:r>
+        <w:t xml:space="preserve">In your interface table, which flow crossing a trust boundary is the riskiest? Why?</w:t>
+      </w:r>
+    </w:p>
+    <w:p>
+      <w:pPr>
+        <w:pStyle w:val="Compact"/>
+        <w:numPr>
+          <w:ilvl w:val="0"/>
+          <w:numId w:val="1025"/>
+        </w:numPr>
+      </w:pPr>
+      <w:r>
+        <w:t xml:space="preserve">How long does this asset stay unencrypted in memory? Where is it wiped? How did you confirm the compiler did not</w:t>
+      </w:r>
+      <w:r>
+        <w:t xml:space="preserve"> </w:t>
+      </w:r>
+      <w:r>
+        <w:t xml:space="preserve">remove the wipe?</w:t>
+      </w:r>
+    </w:p>
+    <w:p>
+      <w:pPr>
+        <w:pStyle w:val="Compact"/>
+        <w:numPr>
+          <w:ilvl w:val="0"/>
+          <w:numId w:val="1025"/>
+        </w:numPr>
+      </w:pPr>
+      <w:r>
+        <w:t xml:space="preserve">Where does your encryption key come from, where does it live? Can the nonce repeat?</w:t>
+      </w:r>
+    </w:p>
+    <w:p>
+      <w:pPr>
+        <w:pStyle w:val="Compact"/>
+        <w:numPr>
+          <w:ilvl w:val="0"/>
+          <w:numId w:val="1025"/>
+        </w:numPr>
+      </w:pPr>
+      <w:r>
+        <w:t xml:space="preserve">Which compiler protection is turned off? Why?</w:t>
+      </w:r>
+    </w:p>
+    <w:p>
+      <w:pPr>
+        <w:pStyle w:val="Compact"/>
+        <w:numPr>
+          <w:ilvl w:val="0"/>
+          <w:numId w:val="1025"/>
+        </w:numPr>
+      </w:pPr>
+      <w:r>
+        <w:t xml:space="preserve">What happens when your RASP check fails? Is the response right next to the trigger?</w:t>
+      </w:r>
+    </w:p>
+    <w:p>
+      <w:pPr>
+        <w:pStyle w:val="Compact"/>
+        <w:numPr>
+          <w:ilvl w:val="0"/>
+          <w:numId w:val="1025"/>
+        </w:numPr>
+      </w:pPr>
+      <w:r>
+        <w:t xml:space="preserve">Does your SBOM contain a component with a known vulnerability? Are you affected?</w:t>
+      </w:r>
+    </w:p>
+    <w:p>
+      <w:pPr>
+        <w:pStyle w:val="Compact"/>
+        <w:numPr>
+          <w:ilvl w:val="0"/>
+          <w:numId w:val="1025"/>
+        </w:numPr>
+      </w:pPr>
+      <w:r>
         <w:t xml:space="preserve">Which section describes the control for T3 in your threat table, and how was it tested?</w:t>
       </w:r>
     </w:p>
-    <w:bookmarkEnd w:id="38"/>
-    <w:bookmarkStart w:id="39" w:name="common-mistakes"/>
+    <w:bookmarkEnd w:id="40"/>
+    <w:bookmarkStart w:id="41" w:name="common-mistakes"/>
     <w:p>
       <w:pPr>
         <w:pStyle w:val="Heading3"/>
@@ -2524,9 +2745,9 @@
         </w:pict>
       </w:r>
     </w:p>
-    <w:bookmarkEnd w:id="39"/>
-    <w:bookmarkEnd w:id="40"/>
-    <w:bookmarkStart w:id="44" w:name="academic-integrity"/>
+    <w:bookmarkEnd w:id="41"/>
+    <w:bookmarkEnd w:id="42"/>
+    <w:bookmarkStart w:id="46" w:name="academic-integrity"/>
     <w:p>
       <w:pPr>
         <w:pStyle w:val="Heading2"/>
@@ -2576,18 +2797,18 @@
           <wp:inline>
             <wp:extent cx="5759999" cy="1265750"/>
             <wp:effectExtent b="0" l="0" r="0" t="0"/>
-            <wp:docPr descr="How the rubric is read" title="" id="42" name="Picture"/>
+            <wp:docPr descr="How the rubric is read" title="" id="44" name="Picture"/>
             <a:graphic>
               <a:graphicData uri="http://schemas.openxmlformats.org/drawingml/2006/picture">
                 <pic:pic>
                   <pic:nvPicPr>
-                    <pic:cNvPr descr="h07-04-rubrik.png" id="43" name="Picture"/>
+                    <pic:cNvPr descr="h07-04-rubrik.png" id="45" name="Picture"/>
                     <pic:cNvPicPr>
                       <a:picLocks noChangeArrowheads="1" noChangeAspect="1"/>
                     </pic:cNvPicPr>
                   </pic:nvPicPr>
                   <pic:blipFill>
-                    <a:blip r:embed="rId41"/>
+                    <a:blip r:embed="rId43"/>
                     <a:stretch>
                       <a:fillRect/>
                     </a:stretch>
@@ -2621,8 +2842,8 @@
         </w:pict>
       </w:r>
     </w:p>
-    <w:bookmarkEnd w:id="44"/>
-    <w:bookmarkStart w:id="46" w:name="after-the-demonstration"/>
+    <w:bookmarkEnd w:id="46"/>
+    <w:bookmarkStart w:id="48" w:name="after-the-demonstration"/>
     <w:p>
       <w:pPr>
         <w:pStyle w:val="Heading2"/>
@@ -2636,7 +2857,7 @@
         <w:pStyle w:val="Compact"/>
         <w:numPr>
           <w:ilvl w:val="0"/>
-          <w:numId w:val="1025"/>
+          <w:numId w:val="1026"/>
         </w:numPr>
       </w:pPr>
       <w:r>
@@ -2667,7 +2888,7 @@
       <w:r>
         <w:t xml:space="preserve"> </w:t>
       </w:r>
-      <w:hyperlink r:id="rId45">
+      <w:hyperlink r:id="rId47">
         <w:r>
           <w:rPr>
             <w:rStyle w:val="Hyperlink"/>
@@ -2684,7 +2905,7 @@
         <w:pStyle w:val="Compact"/>
         <w:numPr>
           <w:ilvl w:val="0"/>
-          <w:numId w:val="1025"/>
+          <w:numId w:val="1026"/>
         </w:numPr>
       </w:pPr>
       <w:r>
@@ -2703,8 +2924,8 @@
         <w:t xml:space="preserve">results, S17 compliance matrix) will be filled in with the topics of weeks 9–14.</w:t>
       </w:r>
     </w:p>
-    <w:bookmarkEnd w:id="46"/>
-    <w:bookmarkEnd w:id="47"/>
+    <w:bookmarkEnd w:id="48"/>
+    <w:bookmarkEnd w:id="49"/>
     <w:sectPr>
       <w:headerReference r:id="rId9" w:type="default"/>
       <w:footerReference r:id="rId10" w:type="default"/>
@@ -3286,9 +3507,39 @@
     </w:lvlOverride>
   </w:num>
   <w:num w:numId="1024">
+    <w:abstractNumId w:val="99411"/>
+    <w:lvlOverride w:ilvl="0">
+      <w:startOverride w:val="1"/>
+    </w:lvlOverride>
+    <w:lvlOverride w:ilvl="1">
+      <w:startOverride w:val="1"/>
+    </w:lvlOverride>
+    <w:lvlOverride w:ilvl="2">
+      <w:startOverride w:val="1"/>
+    </w:lvlOverride>
+    <w:lvlOverride w:ilvl="3">
+      <w:startOverride w:val="1"/>
+    </w:lvlOverride>
+    <w:lvlOverride w:ilvl="4">
+      <w:startOverride w:val="1"/>
+    </w:lvlOverride>
+    <w:lvlOverride w:ilvl="5">
+      <w:startOverride w:val="1"/>
+    </w:lvlOverride>
+    <w:lvlOverride w:ilvl="6">
+      <w:startOverride w:val="1"/>
+    </w:lvlOverride>
+    <w:lvlOverride w:ilvl="7">
+      <w:startOverride w:val="1"/>
+    </w:lvlOverride>
+    <w:lvlOverride w:ilvl="8">
+      <w:startOverride w:val="1"/>
+    </w:lvlOverride>
+  </w:num>
+  <w:num w:numId="1025">
     <w:abstractNumId w:val="991"/>
   </w:num>
-  <w:num w:numId="1025">
+  <w:num w:numId="1026">
     <w:abstractNumId w:val="991"/>
   </w:num>
 </w:numbering>
